--- a/Dokumentáció.docx
+++ b/Dokumentáció.docx
@@ -1,6 +1,6 @@
 
 <file path=word/document.xml><?xml version="1.0" encoding="utf-8"?>
-<w:document xmlns:wpc="http://schemas.microsoft.com/office/word/2010/wordprocessingCanvas" xmlns:cx="http://schemas.microsoft.com/office/drawing/2014/chartex" xmlns:cx1="http://schemas.microsoft.com/office/drawing/2015/9/8/chartex" xmlns:cx2="http://schemas.microsoft.com/office/drawing/2015/10/21/chartex" xmlns:cx3="http://schemas.microsoft.com/office/drawing/2016/5/9/chartex" xmlns:cx4="http://schemas.microsoft.com/office/drawing/2016/5/10/chartex" xmlns:cx5="http://schemas.microsoft.com/office/drawing/2016/5/11/chartex" xmlns:cx6="http://schemas.microsoft.com/office/drawing/2016/5/12/chartex" xmlns:cx7="http://schemas.microsoft.com/office/drawing/2016/5/13/chartex" xmlns:cx8="http://schemas.microsoft.com/office/drawing/2016/5/14/chartex" xmlns:mc="http://schemas.openxmlformats.org/markup-compatibility/2006" xmlns:aink="http://schemas.microsoft.com/office/drawing/2016/ink" xmlns:am3d="http://schemas.microsoft.com/office/drawing/2017/model3d" xmlns:o="urn:schemas-microsoft-com:office:office" xmlns:r="http://schemas.openxmlformats.org/officeDocument/2006/relationships" xmlns:m="http://schemas.openxmlformats.org/officeDocument/2006/math" xmlns:v="urn:schemas-microsoft-com:vml" xmlns:wp14="http://schemas.microsoft.com/office/word/2010/wordprocessingDrawing" xmlns:wp="http://schemas.openxmlformats.org/drawingml/2006/wordprocessingDrawing" xmlns:w10="urn:schemas-microsoft-com:office:word" xmlns:w="http://schemas.openxmlformats.org/wordprocessingml/2006/main" xmlns:w14="http://schemas.microsoft.com/office/word/2010/wordml" xmlns:w15="http://schemas.microsoft.com/office/word/2012/wordml" xmlns:w16cid="http://schemas.microsoft.com/office/word/2016/wordml/cid" xmlns:w16se="http://schemas.microsoft.com/office/word/2015/wordml/symex" xmlns:wpg="http://schemas.microsoft.com/office/word/2010/wordprocessingGroup" xmlns:wpi="http://schemas.microsoft.com/office/word/2010/wordprocessingInk" xmlns:wne="http://schemas.microsoft.com/office/word/2006/wordml" xmlns:wps="http://schemas.microsoft.com/office/word/2010/wordprocessingShape" mc:Ignorable="w14 w15 w16se w16cid wp14">
+<w:document xmlns:wpc="http://schemas.microsoft.com/office/word/2010/wordprocessingCanvas" xmlns:cx="http://schemas.microsoft.com/office/drawing/2014/chartex" xmlns:cx1="http://schemas.microsoft.com/office/drawing/2015/9/8/chartex" xmlns:cx2="http://schemas.microsoft.com/office/drawing/2015/10/21/chartex" xmlns:cx3="http://schemas.microsoft.com/office/drawing/2016/5/9/chartex" xmlns:cx4="http://schemas.microsoft.com/office/drawing/2016/5/10/chartex" xmlns:cx5="http://schemas.microsoft.com/office/drawing/2016/5/11/chartex" xmlns:cx6="http://schemas.microsoft.com/office/drawing/2016/5/12/chartex" xmlns:cx7="http://schemas.microsoft.com/office/drawing/2016/5/13/chartex" xmlns:cx8="http://schemas.microsoft.com/office/drawing/2016/5/14/chartex" xmlns:mc="http://schemas.openxmlformats.org/markup-compatibility/2006" xmlns:aink="http://schemas.microsoft.com/office/drawing/2016/ink" xmlns:am3d="http://schemas.microsoft.com/office/drawing/2017/model3d" xmlns:o="urn:schemas-microsoft-com:office:office" xmlns:oel="http://schemas.microsoft.com/office/2019/extlst" xmlns:r="http://schemas.openxmlformats.org/officeDocument/2006/relationships" xmlns:m="http://schemas.openxmlformats.org/officeDocument/2006/math" xmlns:v="urn:schemas-microsoft-com:vml" xmlns:wp14="http://schemas.microsoft.com/office/word/2010/wordprocessingDrawing" xmlns:wp="http://schemas.openxmlformats.org/drawingml/2006/wordprocessingDrawing" xmlns:w10="urn:schemas-microsoft-com:office:word" xmlns:w="http://schemas.openxmlformats.org/wordprocessingml/2006/main" xmlns:w14="http://schemas.microsoft.com/office/word/2010/wordml" xmlns:w15="http://schemas.microsoft.com/office/word/2012/wordml" xmlns:w16cex="http://schemas.microsoft.com/office/word/2018/wordml/cex" xmlns:w16cid="http://schemas.microsoft.com/office/word/2016/wordml/cid" xmlns:w16="http://schemas.microsoft.com/office/word/2018/wordml" xmlns:w16du="http://schemas.microsoft.com/office/word/2023/wordml/word16du" xmlns:w16sdtdh="http://schemas.microsoft.com/office/word/2020/wordml/sdtdatahash" xmlns:w16sdtfl="http://schemas.microsoft.com/office/word/2024/wordml/sdtformatlock" xmlns:w16se="http://schemas.microsoft.com/office/word/2015/wordml/symex" xmlns:wpg="http://schemas.microsoft.com/office/word/2010/wordprocessingGroup" xmlns:wpi="http://schemas.microsoft.com/office/word/2010/wordprocessingInk" xmlns:wne="http://schemas.microsoft.com/office/word/2006/wordml" xmlns:wps="http://schemas.microsoft.com/office/word/2010/wordprocessingShape" mc:Ignorable="w14 w15 w16se w16cid w16 w16cex w16sdtdh w16sdtfl w16du wp14">
   <w:body>
     <w:p>
       <w:pPr>
@@ -159,7 +159,6 @@
           <w:docPartUnique/>
         </w:docPartObj>
       </w:sdtPr>
-      <w:sdtEndPr/>
       <w:sdtContent>
         <w:p>
           <w:pPr>
@@ -628,14 +627,7 @@
                 <w:b/>
                 <w:color w:val="000000"/>
               </w:rPr>
-              <w:t>Fejlesztői Környe</w:t>
-            </w:r>
-            <w:r>
-              <w:rPr>
-                <w:b/>
-                <w:color w:val="000000"/>
-              </w:rPr>
-              <w:t>zet</w:t>
+              <w:t>Fejlesztői Környezet</w:t>
             </w:r>
             <w:r>
               <w:rPr>
@@ -1024,14 +1016,16 @@
     </w:p>
     <w:p>
       <w:r>
-        <w:t>C</w:t>
-      </w:r>
-      <w:r>
-        <w:t xml:space="preserve">él, hogy létrehozzunk egy olyan online </w:t>
-      </w:r>
-      <w:r>
-        <w:t>rendelés kezelő rendszert éttermek számára</w:t>
-      </w:r>
+        <w:t xml:space="preserve">Cél, hogy létrehozzunk egy olyan online </w:t>
+      </w:r>
+      <w:r>
+        <w:t xml:space="preserve">rendelés kezelő rendszert éttermek </w:t>
+      </w:r>
+      <w:proofErr w:type="gramStart"/>
+      <w:r>
+        <w:t>számára</w:t>
+      </w:r>
+      <w:proofErr w:type="gramEnd"/>
       <w:r>
         <w:t xml:space="preserve"> ami </w:t>
       </w:r>
@@ -1062,7 +1056,15 @@
     </w:p>
     <w:p>
       <w:r>
-        <w:t>Egyaránt a rendelők és az éttermek számára egy egyértelmű, egyszerűen használható de modern, korszerű rendszert létrehozni.</w:t>
+        <w:t xml:space="preserve">Egyaránt a rendelők és az éttermek számára egy egyértelmű, egyszerűen </w:t>
+      </w:r>
+      <w:proofErr w:type="gramStart"/>
+      <w:r>
+        <w:t>használható</w:t>
+      </w:r>
+      <w:proofErr w:type="gramEnd"/>
+      <w:r>
+        <w:t xml:space="preserve"> de modern, korszerű rendszert létrehozni.</w:t>
       </w:r>
     </w:p>
     <w:p/>
@@ -1094,7 +1096,15 @@
     </w:p>
     <w:p>
       <w:r>
-        <w:t>A projektünk tartalmaz egy reszponzív weboldalt ami alkalmas lesz mind a telefonos, és a számítógépről való rendelésre is.</w:t>
+        <w:t xml:space="preserve">A projektünk tartalmaz egy reszponzív </w:t>
+      </w:r>
+      <w:proofErr w:type="gramStart"/>
+      <w:r>
+        <w:t>weboldalt</w:t>
+      </w:r>
+      <w:proofErr w:type="gramEnd"/>
+      <w:r>
+        <w:t xml:space="preserve"> ami alkalmas lesz mind a telefonos, és a számítógépről való rendelésre is.</w:t>
       </w:r>
     </w:p>
     <w:p>
@@ -1125,14 +1135,7 @@
           <w:b/>
           <w:u w:val="single"/>
         </w:rPr>
-        <w:t>Technikai megoldások használn</w:t>
-      </w:r>
-      <w:r>
-        <w:rPr>
-          <w:b/>
-          <w:u w:val="single"/>
-        </w:rPr>
-        <w:t>i tervezett nyelvek</w:t>
+        <w:t>Technikai megoldások használni tervezett nyelvek</w:t>
       </w:r>
     </w:p>
     <w:p>
@@ -1158,7 +1161,6 @@
           <w:b/>
           <w:u w:val="single"/>
         </w:rPr>
-        <w:lastRenderedPageBreak/>
         <w:t>Back end</w:t>
       </w:r>
     </w:p>
@@ -1179,25 +1181,835 @@
           <w:color w:val="000000"/>
           <w:u w:val="single"/>
         </w:rPr>
-        <w:t>c#</w:t>
-      </w:r>
-    </w:p>
-    <w:p>
-      <w:pPr>
-        <w:rPr>
-          <w:sz w:val="32"/>
-          <w:szCs w:val="32"/>
-        </w:rPr>
-      </w:pPr>
+        <w:t>C</w:t>
+      </w:r>
+      <w:r>
+        <w:rPr>
+          <w:b/>
+          <w:color w:val="000000"/>
+          <w:u w:val="single"/>
+        </w:rPr>
+        <w:t>#</w:t>
+      </w:r>
+    </w:p>
+    <w:p>
+      <w:pPr>
+        <w:rPr>
+          <w:lang w:val="hu-HU"/>
+        </w:rPr>
+      </w:pPr>
+      <w:r>
+        <w:rPr>
+          <w:lang w:val="hu-HU"/>
+        </w:rPr>
+        <w:t xml:space="preserve">A C# egy modern, erősen típusos, objektumorientált programozási nyelv, amelyet a Microsoft fejlesztett a .NET platform részeként. </w:t>
+      </w:r>
+      <w:r>
+        <w:rPr>
+          <w:lang w:val="hu-HU"/>
+        </w:rPr>
+        <w:lastRenderedPageBreak/>
+        <w:t>Kifejezetten alkalmas nagyobb, üzleti logikát tartalmazó rendszerek fejlesztésére, mint amilyen egy online rendeléskezelő rendszer is.</w:t>
+      </w:r>
+    </w:p>
+    <w:p>
+      <w:pPr>
+        <w:rPr>
+          <w:lang w:val="hu-HU"/>
+        </w:rPr>
+      </w:pPr>
+      <w:r>
+        <w:rPr>
+          <w:lang w:val="hu-HU"/>
+        </w:rPr>
+        <w:t>A projekt szempontjából a C# előnye, hogy stabil, jól skálázható backend készíthető vele, amely képes nagy mennyiségű rendelési adat, felhasználói információ és éttermi művelet biztonságos kezelésére. A .NET környezet beépített támogatást nyújt REST API-k készítéséhez, hitelesítéshez, jogosultságkezeléshez és adatbázis-kapcsolatokhoz, ami jelentősen felgyorsítja a fejlesztést.</w:t>
+      </w:r>
+    </w:p>
+    <w:p>
+      <w:pPr>
+        <w:rPr>
+          <w:lang w:val="hu-HU"/>
+        </w:rPr>
+      </w:pPr>
+      <w:r>
+        <w:rPr>
+          <w:lang w:val="hu-HU"/>
+        </w:rPr>
+        <w:t>További előny, hogy a C# jól illeszkedik az asztali alkalmazás fejlesztéséhez is, így az éttermi konyhai alkalmazás és a backend technológia egységes maradhat.</w:t>
+      </w:r>
+    </w:p>
+    <w:p/>
+    <w:p>
+      <w:pPr>
+        <w:pStyle w:val="Cmsor3"/>
+        <w:rPr>
+          <w:b/>
+          <w:color w:val="000000"/>
+          <w:u w:val="single"/>
+        </w:rPr>
+      </w:pPr>
+      <w:bookmarkStart w:id="7" w:name="_yg1ypi1p301p" w:colFirst="0" w:colLast="0"/>
+      <w:bookmarkEnd w:id="7"/>
+      <w:r>
+        <w:rPr>
+          <w:b/>
+          <w:color w:val="000000"/>
+          <w:u w:val="single"/>
+        </w:rPr>
+        <w:t>SQL</w:t>
+      </w:r>
+    </w:p>
+    <w:p>
+      <w:pPr>
+        <w:rPr>
+          <w:lang w:val="hu-HU"/>
+        </w:rPr>
+      </w:pPr>
+      <w:r>
+        <w:rPr>
+          <w:lang w:val="hu-HU"/>
+        </w:rPr>
+        <w:t>Az SQL (</w:t>
+      </w:r>
+      <w:proofErr w:type="spellStart"/>
+      <w:r>
+        <w:rPr>
+          <w:lang w:val="hu-HU"/>
+        </w:rPr>
+        <w:t>Structured</w:t>
+      </w:r>
+      <w:proofErr w:type="spellEnd"/>
+      <w:r>
+        <w:rPr>
+          <w:lang w:val="hu-HU"/>
+        </w:rPr>
+        <w:t xml:space="preserve"> </w:t>
+      </w:r>
+      <w:proofErr w:type="spellStart"/>
+      <w:r>
+        <w:rPr>
+          <w:lang w:val="hu-HU"/>
+        </w:rPr>
+        <w:t>Query</w:t>
+      </w:r>
+      <w:proofErr w:type="spellEnd"/>
+      <w:r>
+        <w:rPr>
+          <w:lang w:val="hu-HU"/>
+        </w:rPr>
+        <w:t xml:space="preserve"> </w:t>
+      </w:r>
+      <w:proofErr w:type="spellStart"/>
+      <w:r>
+        <w:rPr>
+          <w:lang w:val="hu-HU"/>
+        </w:rPr>
+        <w:t>Language</w:t>
+      </w:r>
+      <w:proofErr w:type="spellEnd"/>
+      <w:r>
+        <w:rPr>
+          <w:lang w:val="hu-HU"/>
+        </w:rPr>
+        <w:t>) relációs adatbázisok kezelésére szolgáló szabványos nyelv. Lehetővé teszi az adatok hatékony lekérdezését, módosítását és rendszerezését, ami elengedhetetlen egy összetett rendeléskezelő rendszer esetében.</w:t>
+      </w:r>
+    </w:p>
+    <w:p>
+      <w:pPr>
+        <w:rPr>
+          <w:lang w:val="hu-HU"/>
+        </w:rPr>
+      </w:pPr>
+      <w:r>
+        <w:rPr>
+          <w:lang w:val="hu-HU"/>
+        </w:rPr>
+        <w:t xml:space="preserve">A projektben az SQL használata azért ideális, mert az éttermek működése erősen </w:t>
+      </w:r>
+      <w:proofErr w:type="spellStart"/>
+      <w:r>
+        <w:rPr>
+          <w:lang w:val="hu-HU"/>
+        </w:rPr>
+        <w:t>adatvezérelt</w:t>
+      </w:r>
+      <w:proofErr w:type="spellEnd"/>
+      <w:r>
+        <w:rPr>
+          <w:lang w:val="hu-HU"/>
+        </w:rPr>
+        <w:t>: rendelések, ételek, menük, italok, hozzávalók és felhasználók közötti kapcsolatok pontos és konzisztens tárolást igényelnek. A relációs adatbázis-modell jól leképezi ezeket a kapcsolatokat, és biztosítja az adatintegritást.</w:t>
+      </w:r>
+    </w:p>
+    <w:p>
+      <w:pPr>
+        <w:rPr>
+          <w:lang w:val="hu-HU"/>
+        </w:rPr>
+      </w:pPr>
+      <w:r>
+        <w:rPr>
+          <w:lang w:val="hu-HU"/>
+        </w:rPr>
+        <w:t>Az SQL lehetővé teszi a későbbi bővítést is (pl. statisztikák, kimutatások, rendelési előzmények), így hosszú távon is megfelelő alapot biztosít a rendszer számára.</w:t>
+      </w:r>
+    </w:p>
+    <w:p>
+      <w:pPr>
+        <w:rPr>
+          <w:b/>
+          <w:u w:val="single"/>
+        </w:rPr>
+      </w:pPr>
+    </w:p>
+    <w:p>
+      <w:pPr>
+        <w:pStyle w:val="Cmsor2"/>
+        <w:rPr>
+          <w:b/>
+          <w:u w:val="single"/>
+        </w:rPr>
+      </w:pPr>
+      <w:bookmarkStart w:id="8" w:name="_rdx3j3i0egb" w:colFirst="0" w:colLast="0"/>
+      <w:bookmarkEnd w:id="8"/>
+      <w:r>
+        <w:rPr>
+          <w:b/>
+          <w:u w:val="single"/>
+        </w:rPr>
+        <w:t>Front end</w:t>
+      </w:r>
+    </w:p>
+    <w:p/>
+    <w:p>
+      <w:r>
+        <w:lastRenderedPageBreak/>
+        <w:t xml:space="preserve">A felhasználói felület fejlesztéséhez modern webes technológiákat használunk: </w:t>
+      </w:r>
+      <w:r>
+        <w:rPr>
+          <w:b/>
+        </w:rPr>
+        <w:t>HTML</w:t>
+      </w:r>
+      <w:r>
+        <w:t xml:space="preserve">, </w:t>
+      </w:r>
+      <w:r>
+        <w:rPr>
+          <w:b/>
+        </w:rPr>
+        <w:t>CSS</w:t>
+      </w:r>
+      <w:r>
+        <w:t xml:space="preserve">, </w:t>
+      </w:r>
+      <w:r>
+        <w:rPr>
+          <w:b/>
+        </w:rPr>
+        <w:t>JavaScript</w:t>
+      </w:r>
+      <w:r>
+        <w:t xml:space="preserve">, valamint a </w:t>
+      </w:r>
+      <w:proofErr w:type="spellStart"/>
+      <w:r>
+        <w:rPr>
+          <w:b/>
+        </w:rPr>
+        <w:t>React</w:t>
+      </w:r>
+      <w:proofErr w:type="spellEnd"/>
+      <w:r>
+        <w:t xml:space="preserve"> keretrendszert a </w:t>
+      </w:r>
+      <w:proofErr w:type="spellStart"/>
+      <w:r>
+        <w:rPr>
+          <w:b/>
+        </w:rPr>
+        <w:t>Bulma</w:t>
+      </w:r>
+      <w:proofErr w:type="spellEnd"/>
+      <w:r>
+        <w:rPr>
+          <w:b/>
+        </w:rPr>
+        <w:t xml:space="preserve"> CSS</w:t>
+      </w:r>
+      <w:r>
+        <w:t xml:space="preserve"> stíluskerettel.</w:t>
+      </w:r>
+    </w:p>
+    <w:p>
+      <w:pPr>
+        <w:pStyle w:val="Cmsor3"/>
+        <w:rPr>
+          <w:b/>
+          <w:color w:val="000000"/>
+          <w:u w:val="single"/>
+        </w:rPr>
+      </w:pPr>
+      <w:bookmarkStart w:id="9" w:name="_ggy17b4hudld" w:colFirst="0" w:colLast="0"/>
+      <w:bookmarkEnd w:id="9"/>
+      <w:r>
+        <w:rPr>
+          <w:b/>
+          <w:color w:val="000000"/>
+          <w:u w:val="single"/>
+        </w:rPr>
+        <w:t>HTML (</w:t>
+      </w:r>
+      <w:proofErr w:type="spellStart"/>
+      <w:r>
+        <w:rPr>
+          <w:b/>
+          <w:color w:val="000000"/>
+          <w:u w:val="single"/>
+        </w:rPr>
+        <w:t>HyperText</w:t>
+      </w:r>
+      <w:proofErr w:type="spellEnd"/>
+      <w:r>
+        <w:rPr>
+          <w:b/>
+          <w:color w:val="000000"/>
+          <w:u w:val="single"/>
+        </w:rPr>
+        <w:t xml:space="preserve"> </w:t>
+      </w:r>
+      <w:proofErr w:type="spellStart"/>
+      <w:r>
+        <w:rPr>
+          <w:b/>
+          <w:color w:val="000000"/>
+          <w:u w:val="single"/>
+        </w:rPr>
+        <w:t>Markup</w:t>
+      </w:r>
+      <w:proofErr w:type="spellEnd"/>
+      <w:r>
+        <w:rPr>
+          <w:b/>
+          <w:color w:val="000000"/>
+          <w:u w:val="single"/>
+        </w:rPr>
+        <w:t xml:space="preserve"> </w:t>
+      </w:r>
+      <w:proofErr w:type="spellStart"/>
+      <w:r>
+        <w:rPr>
+          <w:b/>
+          <w:color w:val="000000"/>
+          <w:u w:val="single"/>
+        </w:rPr>
+        <w:t>Language</w:t>
+      </w:r>
+      <w:proofErr w:type="spellEnd"/>
+      <w:r>
+        <w:rPr>
+          <w:b/>
+          <w:color w:val="000000"/>
+          <w:u w:val="single"/>
+        </w:rPr>
+        <w:t xml:space="preserve">) </w:t>
+      </w:r>
+    </w:p>
+    <w:p>
+      <w:pPr>
+        <w:pStyle w:val="Cmsor3"/>
+        <w:rPr>
+          <w:lang w:val="hu-HU"/>
+        </w:rPr>
+      </w:pPr>
+      <w:r>
+        <w:rPr>
+          <w:lang w:val="hu-HU"/>
+        </w:rPr>
+        <w:t>A HTML biztosítja a weboldal szerkezeti felépítését. Meghatározza az oldalon megjelenő elemek – például gombok, űrlapok, listák és szövegek – hierarchiáját és jelentését.</w:t>
+      </w:r>
+    </w:p>
+    <w:p>
+      <w:pPr>
+        <w:pStyle w:val="Cmsor3"/>
+        <w:rPr>
+          <w:lang w:val="hu-HU"/>
+        </w:rPr>
+      </w:pPr>
+      <w:r>
+        <w:rPr>
+          <w:lang w:val="hu-HU"/>
+        </w:rPr>
+        <w:t>A projektben a HTML használata azért kulcsfontosságú, mert egy jól strukturált, szemantikusan helyes felépítés javítja a felhasználói élményt, a hozzáférhetőséget és a keresőoptimalizálást. Ez különösen fontos egy olyan rendszer esetében, amelyet különböző eszközökön (mobil, tablet, asztali gép) is használni kell.</w:t>
+      </w:r>
+    </w:p>
+    <w:p>
+      <w:pPr>
+        <w:pStyle w:val="Cmsor3"/>
+        <w:rPr>
+          <w:b/>
+          <w:color w:val="000000"/>
+          <w:u w:val="single"/>
+        </w:rPr>
+      </w:pPr>
+      <w:r>
+        <w:rPr>
+          <w:b/>
+          <w:color w:val="000000"/>
+          <w:u w:val="single"/>
+        </w:rPr>
+        <w:t>CSS (</w:t>
+      </w:r>
+      <w:proofErr w:type="spellStart"/>
+      <w:r>
+        <w:rPr>
+          <w:b/>
+          <w:color w:val="000000"/>
+          <w:u w:val="single"/>
+        </w:rPr>
+        <w:t>Cascading</w:t>
+      </w:r>
+      <w:proofErr w:type="spellEnd"/>
+      <w:r>
+        <w:rPr>
+          <w:b/>
+          <w:color w:val="000000"/>
+          <w:u w:val="single"/>
+        </w:rPr>
+        <w:t xml:space="preserve"> </w:t>
+      </w:r>
+      <w:proofErr w:type="spellStart"/>
+      <w:r>
+        <w:rPr>
+          <w:b/>
+          <w:color w:val="000000"/>
+          <w:u w:val="single"/>
+        </w:rPr>
+        <w:t>Style</w:t>
+      </w:r>
+      <w:proofErr w:type="spellEnd"/>
+      <w:r>
+        <w:rPr>
+          <w:b/>
+          <w:color w:val="000000"/>
+          <w:u w:val="single"/>
+        </w:rPr>
+        <w:t xml:space="preserve"> </w:t>
+      </w:r>
+      <w:proofErr w:type="spellStart"/>
+      <w:r>
+        <w:rPr>
+          <w:b/>
+          <w:color w:val="000000"/>
+          <w:u w:val="single"/>
+        </w:rPr>
+        <w:t>Sheets</w:t>
+      </w:r>
+      <w:proofErr w:type="spellEnd"/>
+      <w:r>
+        <w:rPr>
+          <w:b/>
+          <w:color w:val="000000"/>
+          <w:u w:val="single"/>
+        </w:rPr>
+        <w:t xml:space="preserve">) </w:t>
+      </w:r>
+    </w:p>
+    <w:p/>
+    <w:p>
+      <w:pPr>
+        <w:pStyle w:val="Cmsor3"/>
+        <w:rPr>
+          <w:lang w:val="hu-HU"/>
+        </w:rPr>
+      </w:pPr>
+      <w:r>
+        <w:rPr>
+          <w:lang w:val="hu-HU"/>
+        </w:rPr>
+        <w:t>A CSS felelős az alkalmazás megjelenéséért: színek, betűtípusok, elrendezés, animációk és reszponzív viselkedés kialakításáért.</w:t>
+      </w:r>
+    </w:p>
+    <w:p>
+      <w:pPr>
+        <w:pStyle w:val="Cmsor3"/>
+        <w:rPr>
+          <w:lang w:val="hu-HU"/>
+        </w:rPr>
+      </w:pPr>
+      <w:r>
+        <w:rPr>
+          <w:lang w:val="hu-HU"/>
+        </w:rPr>
+        <w:t>A projekt szempontjából a CSS biztosítja, hogy a rendelési felület és az éttermi adminisztrációs felületek egységes, modern és könnyen átlátható kinézetet kapjanak. A reszponzív tervezésnek köszönhetően a rendszer telefonon és számítógépen is jól használható marad, ami alapkövetelmény egy online rendelési megoldásnál.</w:t>
+      </w:r>
+    </w:p>
+    <w:p>
+      <w:pPr>
+        <w:pStyle w:val="Cmsor3"/>
+        <w:rPr>
+          <w:b/>
+          <w:color w:val="000000"/>
+          <w:u w:val="single"/>
+        </w:rPr>
+      </w:pPr>
+      <w:r>
+        <w:rPr>
+          <w:b/>
+          <w:color w:val="000000"/>
+          <w:u w:val="single"/>
+        </w:rPr>
+        <w:t xml:space="preserve">JavaScript </w:t>
+      </w:r>
+    </w:p>
+    <w:p>
+      <w:pPr>
+        <w:rPr>
+          <w:lang w:val="hu-HU"/>
+        </w:rPr>
+      </w:pPr>
+      <w:r>
+        <w:rPr>
+          <w:lang w:val="hu-HU"/>
+        </w:rPr>
+        <w:t>A JavaScript a webalkalmazás dinamikus működéséért felel. Segítségével valósítható meg az interakció a felhasználó és a rendszer között, például rendelés leadása, űrlapellenőrzés, értesítések megjelenítése és az adatok valós idejű frissítése.</w:t>
+      </w:r>
+    </w:p>
+    <w:p>
+      <w:pPr>
+        <w:rPr>
+          <w:lang w:val="hu-HU"/>
+        </w:rPr>
+      </w:pPr>
+      <w:r>
+        <w:rPr>
+          <w:lang w:val="hu-HU"/>
+        </w:rPr>
+        <w:t xml:space="preserve">A projektben a JavaScript biztosítja, hogy a felhasználói élmény gyors és folyamatos legyen, oldal </w:t>
+      </w:r>
+      <w:proofErr w:type="spellStart"/>
+      <w:r>
+        <w:rPr>
+          <w:lang w:val="hu-HU"/>
+        </w:rPr>
+        <w:t>újratöltése</w:t>
+      </w:r>
+      <w:proofErr w:type="spellEnd"/>
+      <w:r>
+        <w:rPr>
+          <w:lang w:val="hu-HU"/>
+        </w:rPr>
+        <w:t xml:space="preserve"> nélkül. Ez különösen fontos a rendelési folyamat során, ahol a felhasználó azonnali visszajelzést vár el a műveleteire.</w:t>
+      </w:r>
+    </w:p>
+    <w:p/>
+    <w:p>
+      <w:pPr>
+        <w:pStyle w:val="Cmsor3"/>
+        <w:rPr>
+          <w:b/>
+          <w:color w:val="000000"/>
+          <w:u w:val="single"/>
+        </w:rPr>
+      </w:pPr>
+      <w:bookmarkStart w:id="10" w:name="_2e2awx87fws5" w:colFirst="0" w:colLast="0"/>
+      <w:bookmarkEnd w:id="10"/>
+      <w:proofErr w:type="spellStart"/>
+      <w:r>
+        <w:rPr>
+          <w:b/>
+          <w:color w:val="000000"/>
+          <w:u w:val="single"/>
+        </w:rPr>
+        <w:t>React</w:t>
+      </w:r>
+      <w:proofErr w:type="spellEnd"/>
+    </w:p>
+    <w:p>
       <w:r>
         <w:t xml:space="preserve">A </w:t>
       </w:r>
-      <w:r>
-        <w:rPr>
-          <w:b/>
-        </w:rPr>
-        <w:t>C#</w:t>
-      </w:r>
+      <w:proofErr w:type="spellStart"/>
+      <w:r>
+        <w:t>React</w:t>
+      </w:r>
+      <w:proofErr w:type="spellEnd"/>
+      <w:r>
+        <w:t xml:space="preserve"> egy nyílt forráskódú JavaScript-keretrendszer, amelyet a </w:t>
+      </w:r>
+      <w:proofErr w:type="spellStart"/>
+      <w:r>
+        <w:t>Meta</w:t>
+      </w:r>
+      <w:proofErr w:type="spellEnd"/>
+      <w:r>
+        <w:t xml:space="preserve"> fejlesztett a dinamikus és összetett felhasználói felületek hatékony megvalósítására.</w:t>
+      </w:r>
+    </w:p>
+    <w:p>
+      <w:r>
+        <w:t xml:space="preserve">Működése komponensalapú: az oldal kisebb, önállóan működő elemekből épül fel, amelyek </w:t>
+      </w:r>
+      <w:proofErr w:type="spellStart"/>
+      <w:r>
+        <w:t>újrafelhasználhatók</w:t>
+      </w:r>
+      <w:proofErr w:type="spellEnd"/>
+      <w:r>
+        <w:t xml:space="preserve"> és könnyen karbantarthatók. A </w:t>
+      </w:r>
+      <w:proofErr w:type="spellStart"/>
+      <w:r>
+        <w:t>React</w:t>
+      </w:r>
+      <w:proofErr w:type="spellEnd"/>
+      <w:r>
+        <w:t xml:space="preserve"> deklaratív szemléletet alkalmaz, vagyis a fejlesztő leírja, hogy az adott állapotban hogyan nézzen ki a felület, a keretrendszer pedig automatikusan frissíti a szükséges elemeket a háttérben a virtuális DOM segítségével. Ez gyorsabb működést és átláthatóbb kódot eredményez. A </w:t>
+      </w:r>
+      <w:proofErr w:type="spellStart"/>
+      <w:r>
+        <w:t>React</w:t>
+      </w:r>
+      <w:proofErr w:type="spellEnd"/>
+      <w:r>
+        <w:t xml:space="preserve"> széles körben támogatott, nagy fejlesztői közösséggel és kiterjedt eszköztárral rendelkezik, ami hosszú távon is biztonságos és bővíthető megoldássá teszi.</w:t>
+      </w:r>
+    </w:p>
+    <w:p/>
+    <w:p/>
+    <w:p>
+      <w:pPr>
+        <w:pStyle w:val="Cmsor3"/>
+        <w:rPr>
+          <w:b/>
+          <w:color w:val="000000"/>
+          <w:u w:val="single"/>
+        </w:rPr>
+      </w:pPr>
+      <w:bookmarkStart w:id="11" w:name="_ont4gv651ta" w:colFirst="0" w:colLast="0"/>
+      <w:bookmarkEnd w:id="11"/>
+      <w:proofErr w:type="spellStart"/>
+      <w:r>
+        <w:rPr>
+          <w:b/>
+          <w:color w:val="000000"/>
+          <w:u w:val="single"/>
+        </w:rPr>
+        <w:t>Bulma</w:t>
+      </w:r>
+      <w:proofErr w:type="spellEnd"/>
+      <w:r>
+        <w:rPr>
+          <w:b/>
+          <w:color w:val="000000"/>
+          <w:u w:val="single"/>
+        </w:rPr>
+        <w:t xml:space="preserve"> CSS keretrendszer</w:t>
+      </w:r>
+    </w:p>
+    <w:p>
+      <w:r>
+        <w:t xml:space="preserve">A </w:t>
+      </w:r>
+      <w:proofErr w:type="spellStart"/>
+      <w:r>
+        <w:t>Bulma</w:t>
+      </w:r>
+      <w:proofErr w:type="spellEnd"/>
+      <w:r>
+        <w:t xml:space="preserve"> CSS egy modern, </w:t>
+      </w:r>
+      <w:proofErr w:type="spellStart"/>
+      <w:r>
+        <w:t>flexbox</w:t>
+      </w:r>
+      <w:proofErr w:type="spellEnd"/>
+      <w:r>
+        <w:t xml:space="preserve">-alapú stíluskeretrendszer, amely segíti a reszponzív és egységes megjelenés kialakítását. A </w:t>
+      </w:r>
+      <w:proofErr w:type="spellStart"/>
+      <w:r>
+        <w:t>Bulma</w:t>
+      </w:r>
+      <w:proofErr w:type="spellEnd"/>
+      <w:r>
+        <w:t xml:space="preserve"> előre elkészített osztályokat és komponenseket kínál, így a fejlesztők gyorsan tudnak látványos és mobilbarát felületeket létrehozni anélkül, hogy minden stílust kézzel kellene megírniuk. Mivel a </w:t>
+      </w:r>
+      <w:proofErr w:type="spellStart"/>
+      <w:r>
+        <w:t>Bulma</w:t>
+      </w:r>
+      <w:proofErr w:type="spellEnd"/>
+      <w:r>
+        <w:t xml:space="preserve"> tisztán CSS-alapú, jól integrálható bármilyen JavaScript-keretrendszerrel, például a </w:t>
+      </w:r>
+      <w:proofErr w:type="spellStart"/>
+      <w:r>
+        <w:t>Reacttal</w:t>
+      </w:r>
+      <w:proofErr w:type="spellEnd"/>
+      <w:r>
+        <w:t xml:space="preserve"> is. Moduláris felépítése lehetővé teszi, hogy csak a szükséges elemek kerüljenek be a projektbe, ezáltal csökken a fájlméret és gyorsabbá válik az oldal betöltése.</w:t>
+      </w:r>
+    </w:p>
+    <w:p/>
+    <w:p/>
+    <w:p>
+      <w:pPr>
+        <w:pStyle w:val="Cmsor3"/>
+        <w:rPr>
+          <w:b/>
+          <w:color w:val="000000"/>
+          <w:u w:val="single"/>
+        </w:rPr>
+      </w:pPr>
+      <w:bookmarkStart w:id="12" w:name="_el2kuaxae63" w:colFirst="0" w:colLast="0"/>
+      <w:bookmarkEnd w:id="12"/>
+      <w:r>
+        <w:rPr>
+          <w:b/>
+          <w:color w:val="000000"/>
+          <w:u w:val="single"/>
+        </w:rPr>
+        <w:lastRenderedPageBreak/>
+        <w:t>Összefoglalás</w:t>
+      </w:r>
+    </w:p>
+    <w:p>
+      <w:r>
+        <w:t xml:space="preserve">Frontend fejlesztéshez </w:t>
+      </w:r>
+      <w:proofErr w:type="spellStart"/>
+      <w:r>
+        <w:t>React</w:t>
+      </w:r>
+      <w:proofErr w:type="spellEnd"/>
+      <w:r>
+        <w:t xml:space="preserve"> + </w:t>
+      </w:r>
+      <w:proofErr w:type="spellStart"/>
+      <w:r>
+        <w:t>Bulma</w:t>
+      </w:r>
+      <w:proofErr w:type="spellEnd"/>
+      <w:r>
+        <w:t xml:space="preserve"> párost használunk: </w:t>
+      </w:r>
+      <w:proofErr w:type="spellStart"/>
+      <w:r>
+        <w:t>React</w:t>
+      </w:r>
+      <w:proofErr w:type="spellEnd"/>
+      <w:r>
+        <w:t xml:space="preserve"> adja a dinamikus, komponens‐alapú UI logikát, </w:t>
+      </w:r>
+      <w:proofErr w:type="spellStart"/>
+      <w:r>
+        <w:t>Bulma</w:t>
+      </w:r>
+      <w:proofErr w:type="spellEnd"/>
+      <w:r>
+        <w:t xml:space="preserve"> pedig a stíluskeretet, biztosítva a reszponzív, konzisztens megjelenést és gyors fejlesztést.</w:t>
+      </w:r>
+    </w:p>
+    <w:p>
+      <w:r>
+        <w:t>Ez illeszkedik ahhoz, hogy rendelési felületünk telefonról és számítógépről is használható legyen, és az éttermi konyhai asztali alkalmazás rész is letisztult UI-</w:t>
+      </w:r>
+      <w:proofErr w:type="spellStart"/>
+      <w:r>
+        <w:t>val</w:t>
+      </w:r>
+      <w:proofErr w:type="spellEnd"/>
+      <w:r>
+        <w:t xml:space="preserve"> </w:t>
+      </w:r>
+      <w:proofErr w:type="spellStart"/>
+      <w:r>
+        <w:t>működjön</w:t>
+      </w:r>
+      <w:proofErr w:type="spellEnd"/>
+      <w:r>
+        <w:t>.</w:t>
+      </w:r>
+    </w:p>
+    <w:p/>
+    <w:p/>
+    <w:p/>
+    <w:p/>
+    <w:p>
+      <w:pPr>
+        <w:rPr>
+          <w:b/>
+          <w:u w:val="single"/>
+        </w:rPr>
+      </w:pPr>
+    </w:p>
+    <w:p>
+      <w:pPr>
+        <w:pStyle w:val="Cmsor1"/>
+        <w:rPr>
+          <w:b/>
+          <w:u w:val="single"/>
+        </w:rPr>
+      </w:pPr>
+      <w:bookmarkStart w:id="13" w:name="s1o1ex1vwi16" w:colFirst="0" w:colLast="0"/>
+      <w:bookmarkStart w:id="14" w:name="_dodklhttem2a" w:colFirst="0" w:colLast="0"/>
+      <w:bookmarkEnd w:id="13"/>
+      <w:bookmarkEnd w:id="14"/>
+      <w:r>
+        <w:rPr>
+          <w:b/>
+          <w:u w:val="single"/>
+        </w:rPr>
+        <w:t>Fejlesztői Környezet</w:t>
+      </w:r>
+    </w:p>
+    <w:p>
+      <w:pPr>
+        <w:rPr>
+          <w:b/>
+          <w:u w:val="single"/>
+        </w:rPr>
+      </w:pPr>
+    </w:p>
+    <w:p>
+      <w:pPr>
+        <w:pStyle w:val="Cmsor2"/>
+        <w:rPr>
+          <w:b/>
+          <w:u w:val="single"/>
+        </w:rPr>
+      </w:pPr>
+      <w:bookmarkStart w:id="15" w:name="_sngdo9cfds1y" w:colFirst="0" w:colLast="0"/>
+      <w:bookmarkEnd w:id="15"/>
+      <w:r>
+        <w:rPr>
+          <w:b/>
+          <w:u w:val="single"/>
+        </w:rPr>
+        <w:t xml:space="preserve">Visual </w:t>
+      </w:r>
+      <w:proofErr w:type="spellStart"/>
+      <w:r>
+        <w:rPr>
+          <w:b/>
+          <w:u w:val="single"/>
+        </w:rPr>
+        <w:t>studio</w:t>
+      </w:r>
+      <w:proofErr w:type="spellEnd"/>
+    </w:p>
+    <w:p>
+      <w:r>
+        <w:t xml:space="preserve">A Visual </w:t>
+      </w:r>
+      <w:proofErr w:type="spellStart"/>
+      <w:r>
+        <w:t>Studio</w:t>
+      </w:r>
+      <w:proofErr w:type="spellEnd"/>
       <w:r>
         <w:t xml:space="preserve"> a </w:t>
       </w:r>
@@ -1207,85 +2019,132 @@
         </w:r>
       </w:hyperlink>
       <w:r>
-        <w:t xml:space="preserve"> által a </w:t>
+        <w:t xml:space="preserve"> több </w:t>
       </w:r>
       <w:hyperlink r:id="rId6">
         <w:r>
-          <w:t>.NET keretrendszer</w:t>
+          <w:t>programozási nyelvet</w:t>
         </w:r>
       </w:hyperlink>
       <w:r>
-        <w:t xml:space="preserve"> részeként kifejlesztett </w:t>
+        <w:t xml:space="preserve"> tartalmazó fejlesztőkörnyezete, amely az évek során egyre több új programnyelvvel bővült. Jelenleg a </w:t>
       </w:r>
       <w:hyperlink r:id="rId7">
         <w:r>
-          <w:t>objektumorientált</w:t>
+          <w:t>F#</w:t>
         </w:r>
       </w:hyperlink>
       <w:r>
-        <w:t xml:space="preserve"> </w:t>
+        <w:t xml:space="preserve">, </w:t>
       </w:r>
       <w:hyperlink r:id="rId8">
-        <w:r>
-          <w:t>programozási nyelv</w:t>
-        </w:r>
-      </w:hyperlink>
-      <w:r>
-        <w:t xml:space="preserve">. A nyelv alapjául a </w:t>
-      </w:r>
-      <w:hyperlink r:id="rId9">
         <w:r>
           <w:t>C++</w:t>
         </w:r>
       </w:hyperlink>
       <w:r>
-        <w:t xml:space="preserve"> és a </w:t>
+        <w:t xml:space="preserve">, </w:t>
+      </w:r>
+      <w:hyperlink r:id="rId9">
+        <w:r>
+          <w:t>C#</w:t>
+        </w:r>
+      </w:hyperlink>
+      <w:r>
+        <w:t xml:space="preserve"> (ejtsd: Szí-</w:t>
+      </w:r>
+      <w:proofErr w:type="spellStart"/>
+      <w:r>
+        <w:t>sárp</w:t>
+      </w:r>
+      <w:proofErr w:type="spellEnd"/>
+      <w:r>
+        <w:t xml:space="preserve">) és </w:t>
       </w:r>
       <w:hyperlink r:id="rId10">
         <w:r>
-          <w:t>Java</w:t>
+          <w:t>Visual Basic</w:t>
         </w:r>
       </w:hyperlink>
       <w:r>
-        <w:t xml:space="preserve"> szolgált.</w:t>
+        <w:t xml:space="preserve"> programozási nyelveket, valamint az </w:t>
+      </w:r>
+      <w:hyperlink r:id="rId11">
+        <w:r>
+          <w:t>XML</w:t>
+        </w:r>
+      </w:hyperlink>
+      <w:r>
+        <w:t xml:space="preserve">-t támogatja. A csomag része még a </w:t>
+      </w:r>
+      <w:hyperlink r:id="rId12">
+        <w:r>
+          <w:t>MASM</w:t>
+        </w:r>
+      </w:hyperlink>
+      <w:r>
+        <w:t xml:space="preserve"> (Microsoft </w:t>
+      </w:r>
+      <w:proofErr w:type="spellStart"/>
+      <w:r>
+        <w:t>Macro</w:t>
+      </w:r>
+      <w:proofErr w:type="spellEnd"/>
+      <w:r>
+        <w:t xml:space="preserve"> Assembler) is, ami részleges assembly támogatást biztosít.</w:t>
       </w:r>
     </w:p>
     <w:p/>
     <w:p>
       <w:pPr>
-        <w:pStyle w:val="Cmsor3"/>
-        <w:rPr>
-          <w:b/>
-          <w:color w:val="000000"/>
-          <w:u w:val="single"/>
-        </w:rPr>
-      </w:pPr>
-      <w:bookmarkStart w:id="7" w:name="_yg1ypi1p301p" w:colFirst="0" w:colLast="0"/>
-      <w:bookmarkEnd w:id="7"/>
-      <w:r>
-        <w:rPr>
-          <w:b/>
-          <w:color w:val="000000"/>
-          <w:u w:val="single"/>
-        </w:rPr>
-        <w:t>SQL</w:t>
-      </w:r>
-    </w:p>
-    <w:p>
-      <w:r>
-        <w:t>Az SQL (</w:t>
-      </w:r>
-      <w:proofErr w:type="spellStart"/>
-      <w:r>
-        <w:t>Structured</w:t>
-      </w:r>
-      <w:proofErr w:type="spellEnd"/>
-      <w:r>
+        <w:pStyle w:val="Cmsor2"/>
+        <w:rPr>
+          <w:b/>
+          <w:u w:val="single"/>
+        </w:rPr>
+      </w:pPr>
+      <w:bookmarkStart w:id="16" w:name="_mkcuhl5d4kwx" w:colFirst="0" w:colLast="0"/>
+      <w:bookmarkEnd w:id="16"/>
+      <w:r>
+        <w:rPr>
+          <w:b/>
+          <w:u w:val="single"/>
+        </w:rPr>
+        <w:t xml:space="preserve">Visual </w:t>
+      </w:r>
+      <w:proofErr w:type="spellStart"/>
+      <w:r>
+        <w:rPr>
+          <w:b/>
+          <w:u w:val="single"/>
+        </w:rPr>
+        <w:t>Studio</w:t>
+      </w:r>
+      <w:proofErr w:type="spellEnd"/>
+      <w:r>
+        <w:rPr>
+          <w:b/>
+          <w:u w:val="single"/>
+        </w:rPr>
         <w:t xml:space="preserve"> </w:t>
       </w:r>
       <w:proofErr w:type="spellStart"/>
       <w:r>
-        <w:t>Query</w:t>
+        <w:rPr>
+          <w:b/>
+          <w:u w:val="single"/>
+        </w:rPr>
+        <w:t>Code</w:t>
+      </w:r>
+      <w:proofErr w:type="spellEnd"/>
+    </w:p>
+    <w:p>
+      <w:r>
+        <w:t xml:space="preserve">A Visual </w:t>
+      </w:r>
+      <w:proofErr w:type="spellStart"/>
+      <w:r>
+        <w:t>Studio</w:t>
       </w:r>
       <w:proofErr w:type="spellEnd"/>
       <w:r>
@@ -1293,847 +2152,45 @@
       </w:r>
       <w:proofErr w:type="spellStart"/>
       <w:r>
-        <w:t>Language</w:t>
-      </w:r>
-      <w:proofErr w:type="spellEnd"/>
-      <w:r>
-        <w:t xml:space="preserve">) egy szabványosított, deklaratív lekérdező nyelv, amelyet relációs adatbázisok kezelésére és manipulálására használnak. Lehetővé teszi az </w:t>
-      </w:r>
-      <w:r>
-        <w:t>adatok lekérdezését (SELECT), módosítását (UPDATE), beszúrását (INSERT) és törlését (DELETE), valamint az adatbázis-struktúrák (táblák, indexek, nézetek) létrehozását és karbantartását.</w:t>
-      </w:r>
-    </w:p>
-    <w:p>
-      <w:pPr>
-        <w:rPr>
-          <w:b/>
-          <w:u w:val="single"/>
-        </w:rPr>
-      </w:pPr>
-    </w:p>
-    <w:p>
-      <w:pPr>
-        <w:pStyle w:val="Cmsor2"/>
-        <w:rPr>
-          <w:b/>
-          <w:u w:val="single"/>
-        </w:rPr>
-      </w:pPr>
-      <w:bookmarkStart w:id="8" w:name="_rdx3j3i0egb" w:colFirst="0" w:colLast="0"/>
-      <w:bookmarkEnd w:id="8"/>
-      <w:r>
-        <w:rPr>
-          <w:b/>
-          <w:u w:val="single"/>
-        </w:rPr>
-        <w:t>Front end</w:t>
-      </w:r>
-    </w:p>
-    <w:p/>
-    <w:p>
-      <w:r>
-        <w:t>A felhasználói felület fejlesztéséhez modern webes technol</w:t>
-      </w:r>
-      <w:r>
-        <w:t xml:space="preserve">ógiákat használunk: </w:t>
-      </w:r>
-      <w:r>
-        <w:rPr>
-          <w:b/>
-        </w:rPr>
-        <w:t>HTML</w:t>
-      </w:r>
-      <w:r>
-        <w:t xml:space="preserve">, </w:t>
-      </w:r>
-      <w:r>
-        <w:rPr>
-          <w:b/>
-        </w:rPr>
-        <w:t>CSS</w:t>
-      </w:r>
-      <w:r>
-        <w:t xml:space="preserve">, </w:t>
-      </w:r>
-      <w:r>
-        <w:rPr>
-          <w:b/>
-        </w:rPr>
-        <w:t>JavaScript</w:t>
-      </w:r>
-      <w:r>
-        <w:t xml:space="preserve">, valamint a </w:t>
-      </w:r>
-      <w:proofErr w:type="spellStart"/>
-      <w:r>
-        <w:rPr>
-          <w:b/>
-        </w:rPr>
-        <w:t>React</w:t>
-      </w:r>
-      <w:proofErr w:type="spellEnd"/>
-      <w:r>
-        <w:t xml:space="preserve"> keretrendszert a </w:t>
-      </w:r>
-      <w:proofErr w:type="spellStart"/>
-      <w:r>
-        <w:rPr>
-          <w:b/>
-        </w:rPr>
-        <w:t>Bulma</w:t>
-      </w:r>
-      <w:proofErr w:type="spellEnd"/>
-      <w:r>
-        <w:rPr>
-          <w:b/>
-        </w:rPr>
-        <w:t xml:space="preserve"> CSS</w:t>
-      </w:r>
-      <w:r>
-        <w:t xml:space="preserve"> stíluskerettel.</w:t>
-      </w:r>
-    </w:p>
-    <w:p>
-      <w:pPr>
-        <w:pStyle w:val="Cmsor3"/>
-        <w:rPr>
-          <w:b/>
-          <w:color w:val="000000"/>
-          <w:u w:val="single"/>
-        </w:rPr>
-      </w:pPr>
-      <w:bookmarkStart w:id="9" w:name="_ggy17b4hudld" w:colFirst="0" w:colLast="0"/>
-      <w:bookmarkEnd w:id="9"/>
-      <w:r>
-        <w:rPr>
-          <w:b/>
-          <w:color w:val="000000"/>
-          <w:u w:val="single"/>
-        </w:rPr>
-        <w:t>HTML (</w:t>
-      </w:r>
-      <w:proofErr w:type="spellStart"/>
-      <w:r>
-        <w:rPr>
-          <w:b/>
-          <w:color w:val="000000"/>
-          <w:u w:val="single"/>
-        </w:rPr>
-        <w:t>HyperText</w:t>
-      </w:r>
-      <w:proofErr w:type="spellEnd"/>
-      <w:r>
-        <w:rPr>
-          <w:b/>
-          <w:color w:val="000000"/>
-          <w:u w:val="single"/>
-        </w:rPr>
-        <w:t xml:space="preserve"> </w:t>
-      </w:r>
-      <w:proofErr w:type="spellStart"/>
-      <w:r>
-        <w:rPr>
-          <w:b/>
-          <w:color w:val="000000"/>
-          <w:u w:val="single"/>
-        </w:rPr>
-        <w:t>Markup</w:t>
-      </w:r>
-      <w:proofErr w:type="spellEnd"/>
-      <w:r>
-        <w:rPr>
-          <w:b/>
-          <w:color w:val="000000"/>
-          <w:u w:val="single"/>
-        </w:rPr>
-        <w:t xml:space="preserve"> </w:t>
-      </w:r>
-      <w:proofErr w:type="spellStart"/>
-      <w:r>
-        <w:rPr>
-          <w:b/>
-          <w:color w:val="000000"/>
-          <w:u w:val="single"/>
-        </w:rPr>
-        <w:t>Language</w:t>
-      </w:r>
-      <w:proofErr w:type="spellEnd"/>
-      <w:r>
-        <w:rPr>
-          <w:b/>
-          <w:color w:val="000000"/>
-          <w:u w:val="single"/>
-        </w:rPr>
-        <w:t xml:space="preserve">) </w:t>
-      </w:r>
-    </w:p>
-    <w:p>
-      <w:r>
-        <w:t>adja a weboldal szerkezeti alapját, vagyis a tartalom felépítését.</w:t>
-      </w:r>
-    </w:p>
-    <w:p>
-      <w:pPr>
-        <w:pStyle w:val="Cmsor3"/>
-        <w:rPr>
-          <w:b/>
-          <w:color w:val="000000"/>
-          <w:u w:val="single"/>
-        </w:rPr>
-      </w:pPr>
-      <w:bookmarkStart w:id="10" w:name="_d95c35sw4vup" w:colFirst="0" w:colLast="0"/>
-      <w:bookmarkEnd w:id="10"/>
-      <w:r>
-        <w:rPr>
-          <w:b/>
-          <w:color w:val="000000"/>
-          <w:u w:val="single"/>
-        </w:rPr>
-        <w:t>CSS (</w:t>
-      </w:r>
-      <w:proofErr w:type="spellStart"/>
-      <w:r>
-        <w:rPr>
-          <w:b/>
-          <w:color w:val="000000"/>
-          <w:u w:val="single"/>
-        </w:rPr>
-        <w:t>Cascading</w:t>
-      </w:r>
-      <w:proofErr w:type="spellEnd"/>
-      <w:r>
-        <w:rPr>
-          <w:b/>
-          <w:color w:val="000000"/>
-          <w:u w:val="single"/>
-        </w:rPr>
-        <w:t xml:space="preserve"> </w:t>
-      </w:r>
-      <w:proofErr w:type="spellStart"/>
-      <w:r>
-        <w:rPr>
-          <w:b/>
-          <w:color w:val="000000"/>
-          <w:u w:val="single"/>
-        </w:rPr>
-        <w:t>Style</w:t>
-      </w:r>
-      <w:proofErr w:type="spellEnd"/>
-      <w:r>
-        <w:rPr>
-          <w:b/>
-          <w:color w:val="000000"/>
-          <w:u w:val="single"/>
-        </w:rPr>
-        <w:t xml:space="preserve"> </w:t>
-      </w:r>
-      <w:proofErr w:type="spellStart"/>
-      <w:r>
-        <w:rPr>
-          <w:b/>
-          <w:color w:val="000000"/>
-          <w:u w:val="single"/>
-        </w:rPr>
-        <w:t>Sheets</w:t>
-      </w:r>
-      <w:proofErr w:type="spellEnd"/>
-      <w:r>
-        <w:rPr>
-          <w:b/>
-          <w:color w:val="000000"/>
-          <w:u w:val="single"/>
-        </w:rPr>
-        <w:t xml:space="preserve">) </w:t>
-      </w:r>
-    </w:p>
-    <w:p/>
-    <w:p>
-      <w:r>
-        <w:t>határozza meg a megje</w:t>
-      </w:r>
-      <w:r>
-        <w:t xml:space="preserve">lenést, az elrendezést és a </w:t>
-      </w:r>
-      <w:proofErr w:type="spellStart"/>
-      <w:r>
-        <w:t>reszponzivitást</w:t>
-      </w:r>
-      <w:proofErr w:type="spellEnd"/>
-      <w:r>
-        <w:t>, így az oldal minden eszközön jól használható.</w:t>
-      </w:r>
-    </w:p>
-    <w:p>
-      <w:pPr>
-        <w:pStyle w:val="Cmsor3"/>
-        <w:rPr>
-          <w:b/>
-          <w:color w:val="000000"/>
-          <w:u w:val="single"/>
-        </w:rPr>
-      </w:pPr>
-      <w:bookmarkStart w:id="11" w:name="_ewpulj6iq759" w:colFirst="0" w:colLast="0"/>
-      <w:bookmarkEnd w:id="11"/>
-      <w:r>
-        <w:rPr>
-          <w:b/>
-          <w:color w:val="000000"/>
-          <w:u w:val="single"/>
-        </w:rPr>
-        <w:lastRenderedPageBreak/>
-        <w:t xml:space="preserve">JavaScript </w:t>
-      </w:r>
-    </w:p>
-    <w:p>
-      <w:r>
-        <w:t>biztosítja az interaktív és dinamikus működést, például a rendelési folyamat logikáját és az adatok valós idejű frissítését.</w:t>
-      </w:r>
-    </w:p>
-    <w:p/>
-    <w:p>
-      <w:r>
-        <w:t xml:space="preserve">Erre az alapra épül a </w:t>
-      </w:r>
-      <w:proofErr w:type="spellStart"/>
-      <w:r>
-        <w:rPr>
-          <w:b/>
-        </w:rPr>
-        <w:t>React</w:t>
-      </w:r>
-      <w:proofErr w:type="spellEnd"/>
-      <w:r>
-        <w:t xml:space="preserve">, amely komponensalapú felépítést és hatékony állapotkezelést kínál, valamint a </w:t>
-      </w:r>
-      <w:proofErr w:type="spellStart"/>
-      <w:r>
-        <w:t>Bulma</w:t>
-      </w:r>
-      <w:proofErr w:type="spellEnd"/>
-      <w:r>
-        <w:t xml:space="preserve"> CSS, ami gyors és reszponzív felületkialakítást tesz lehetővé.</w:t>
-      </w:r>
-    </w:p>
-    <w:p/>
-    <w:p>
-      <w:pPr>
-        <w:pStyle w:val="Cmsor3"/>
-        <w:rPr>
-          <w:b/>
-          <w:color w:val="000000"/>
-          <w:u w:val="single"/>
-        </w:rPr>
-      </w:pPr>
-      <w:bookmarkStart w:id="12" w:name="_2e2awx87fws5" w:colFirst="0" w:colLast="0"/>
-      <w:bookmarkEnd w:id="12"/>
-      <w:proofErr w:type="spellStart"/>
-      <w:r>
-        <w:rPr>
-          <w:b/>
-          <w:color w:val="000000"/>
-          <w:u w:val="single"/>
-        </w:rPr>
-        <w:t>React</w:t>
-      </w:r>
-      <w:proofErr w:type="spellEnd"/>
-    </w:p>
-    <w:p>
-      <w:r>
-        <w:t xml:space="preserve">A </w:t>
-      </w:r>
-      <w:proofErr w:type="spellStart"/>
-      <w:r>
-        <w:t>React</w:t>
-      </w:r>
-      <w:proofErr w:type="spellEnd"/>
-      <w:r>
-        <w:t xml:space="preserve"> egy nyílt forráskódú JavaScript-keretrendszer, amelyet a </w:t>
-      </w:r>
-      <w:proofErr w:type="spellStart"/>
-      <w:r>
-        <w:t>Meta</w:t>
-      </w:r>
-      <w:proofErr w:type="spellEnd"/>
-      <w:r>
-        <w:t xml:space="preserve"> fejlesztett a dinamikus és öss</w:t>
-      </w:r>
-      <w:r>
-        <w:t>zetett felhasználói felületek hatékony megvalósítására.</w:t>
-      </w:r>
-    </w:p>
-    <w:p>
-      <w:r>
-        <w:t xml:space="preserve">Működése komponensalapú: az oldal kisebb, önállóan működő elemekből épül fel, amelyek </w:t>
-      </w:r>
-      <w:proofErr w:type="spellStart"/>
-      <w:r>
-        <w:t>újrafelhasználhatók</w:t>
-      </w:r>
-      <w:proofErr w:type="spellEnd"/>
-      <w:r>
-        <w:t xml:space="preserve"> és könnyen karbantarthatók. A </w:t>
-      </w:r>
-      <w:proofErr w:type="spellStart"/>
-      <w:r>
-        <w:t>React</w:t>
-      </w:r>
-      <w:proofErr w:type="spellEnd"/>
-      <w:r>
-        <w:t xml:space="preserve"> deklaratív szemléletet alkalmaz, vagyis a fejlesztő leírja</w:t>
-      </w:r>
-      <w:r>
-        <w:t xml:space="preserve">, hogy az adott állapotban hogyan nézzen ki a felület, a keretrendszer pedig automatikusan frissíti a szükséges elemeket a háttérben a virtuális DOM segítségével. Ez gyorsabb működést és átláthatóbb kódot eredményez. A </w:t>
-      </w:r>
-      <w:proofErr w:type="spellStart"/>
-      <w:r>
-        <w:t>React</w:t>
-      </w:r>
-      <w:proofErr w:type="spellEnd"/>
-      <w:r>
-        <w:t xml:space="preserve"> széles körben támogatott, nagy </w:t>
-      </w:r>
-      <w:r>
-        <w:t>fejlesztői közösséggel és kiterjedt eszköztárral rendelkezik, ami hosszú távon is biztonságos és bővíthető megoldássá teszi.</w:t>
-      </w:r>
-    </w:p>
-    <w:p/>
-    <w:p/>
-    <w:p>
-      <w:pPr>
-        <w:pStyle w:val="Cmsor3"/>
-        <w:rPr>
-          <w:b/>
-          <w:color w:val="000000"/>
-          <w:u w:val="single"/>
-        </w:rPr>
-      </w:pPr>
-      <w:bookmarkStart w:id="13" w:name="_ont4gv651ta" w:colFirst="0" w:colLast="0"/>
-      <w:bookmarkEnd w:id="13"/>
-      <w:proofErr w:type="spellStart"/>
-      <w:r>
-        <w:rPr>
-          <w:b/>
-          <w:color w:val="000000"/>
-          <w:u w:val="single"/>
-        </w:rPr>
-        <w:t>Bulma</w:t>
-      </w:r>
-      <w:proofErr w:type="spellEnd"/>
-      <w:r>
-        <w:rPr>
-          <w:b/>
-          <w:color w:val="000000"/>
-          <w:u w:val="single"/>
-        </w:rPr>
-        <w:t xml:space="preserve"> CSS keretrendszer</w:t>
-      </w:r>
-    </w:p>
-    <w:p>
-      <w:r>
-        <w:t xml:space="preserve">A </w:t>
-      </w:r>
-      <w:proofErr w:type="spellStart"/>
-      <w:r>
-        <w:t>Bulma</w:t>
-      </w:r>
-      <w:proofErr w:type="spellEnd"/>
-      <w:r>
-        <w:t xml:space="preserve"> CSS egy modern, </w:t>
-      </w:r>
-      <w:proofErr w:type="spellStart"/>
-      <w:r>
-        <w:t>flexbox</w:t>
-      </w:r>
-      <w:proofErr w:type="spellEnd"/>
-      <w:r>
-        <w:t>-alapú stíluskeretrendszer, amely segíti a reszponzív és egységes megjelen</w:t>
-      </w:r>
-      <w:r>
-        <w:t xml:space="preserve">és kialakítását. A </w:t>
-      </w:r>
-      <w:proofErr w:type="spellStart"/>
-      <w:r>
-        <w:t>Bulma</w:t>
-      </w:r>
-      <w:proofErr w:type="spellEnd"/>
-      <w:r>
-        <w:t xml:space="preserve"> előre elkészített osztályokat és komponenseket kínál, így a fejlesztők gyorsan tudnak látványos és mobilbarát felületeket létrehozni anélkül, hogy minden stílust kézzel kellene megírniuk. Mivel a </w:t>
-      </w:r>
-      <w:proofErr w:type="spellStart"/>
-      <w:r>
-        <w:t>Bulma</w:t>
-      </w:r>
-      <w:proofErr w:type="spellEnd"/>
-      <w:r>
-        <w:t xml:space="preserve"> tisztán CSS-alapú, jól integr</w:t>
-      </w:r>
-      <w:r>
-        <w:t xml:space="preserve">álható bármilyen JavaScript-keretrendszerrel, például a </w:t>
-      </w:r>
-      <w:proofErr w:type="spellStart"/>
-      <w:r>
-        <w:t>Reacttal</w:t>
-      </w:r>
-      <w:proofErr w:type="spellEnd"/>
-      <w:r>
-        <w:t xml:space="preserve"> is. Moduláris felépítése lehetővé teszi, hogy csak a szükséges </w:t>
-      </w:r>
-      <w:r>
-        <w:lastRenderedPageBreak/>
-        <w:t>elemek kerüljenek be a projektbe, ezáltal csökken a fájlméret és gyorsabbá válik az oldal betöltése.</w:t>
-      </w:r>
-    </w:p>
-    <w:p/>
-    <w:p/>
-    <w:p>
-      <w:pPr>
-        <w:pStyle w:val="Cmsor3"/>
-        <w:rPr>
-          <w:b/>
-          <w:color w:val="000000"/>
-          <w:u w:val="single"/>
-        </w:rPr>
-      </w:pPr>
-      <w:bookmarkStart w:id="14" w:name="_el2kuaxae63" w:colFirst="0" w:colLast="0"/>
-      <w:bookmarkEnd w:id="14"/>
-      <w:r>
-        <w:rPr>
-          <w:b/>
-          <w:color w:val="000000"/>
-          <w:u w:val="single"/>
-        </w:rPr>
-        <w:t>Összefoglalás</w:t>
-      </w:r>
-    </w:p>
-    <w:p>
-      <w:r>
-        <w:t>Frontend fe</w:t>
-      </w:r>
-      <w:r>
-        <w:t xml:space="preserve">jlesztéshez </w:t>
-      </w:r>
-      <w:proofErr w:type="spellStart"/>
-      <w:r>
-        <w:t>React</w:t>
-      </w:r>
-      <w:proofErr w:type="spellEnd"/>
-      <w:r>
-        <w:t xml:space="preserve"> + </w:t>
-      </w:r>
-      <w:proofErr w:type="spellStart"/>
-      <w:r>
-        <w:t>Bulma</w:t>
-      </w:r>
-      <w:proofErr w:type="spellEnd"/>
-      <w:r>
-        <w:t xml:space="preserve"> párost használunk: </w:t>
-      </w:r>
-      <w:proofErr w:type="spellStart"/>
-      <w:r>
-        <w:t>React</w:t>
-      </w:r>
-      <w:proofErr w:type="spellEnd"/>
-      <w:r>
-        <w:t xml:space="preserve"> adja a dinamikus, komponens‐alapú UI logikát, </w:t>
-      </w:r>
-      <w:proofErr w:type="spellStart"/>
-      <w:r>
-        <w:t>Bulma</w:t>
-      </w:r>
-      <w:proofErr w:type="spellEnd"/>
-      <w:r>
-        <w:t xml:space="preserve"> pedig a stíluskeretet, biztosítva a reszponzív, konzisztens megjelenést és gyors fejlesztést.</w:t>
-      </w:r>
-    </w:p>
-    <w:p>
-      <w:r>
-        <w:t xml:space="preserve">Ez illeszkedik ahhoz, hogy rendelési felületünk telefonról </w:t>
-      </w:r>
-      <w:r>
-        <w:t>és számítógépről is használható legyen, és az éttermi konyhai asztali alkalmazás rész is letisztult UI-</w:t>
-      </w:r>
-      <w:proofErr w:type="spellStart"/>
-      <w:r>
-        <w:t>val</w:t>
-      </w:r>
-      <w:proofErr w:type="spellEnd"/>
-      <w:r>
-        <w:t xml:space="preserve"> </w:t>
-      </w:r>
-      <w:proofErr w:type="spellStart"/>
-      <w:r>
-        <w:t>működjön</w:t>
-      </w:r>
-      <w:proofErr w:type="spellEnd"/>
-      <w:r>
-        <w:t>.</w:t>
-      </w:r>
-    </w:p>
-    <w:p/>
-    <w:p/>
-    <w:p/>
-    <w:p/>
-    <w:p>
-      <w:pPr>
-        <w:rPr>
-          <w:b/>
-          <w:u w:val="single"/>
-        </w:rPr>
-      </w:pPr>
-    </w:p>
-    <w:p>
-      <w:pPr>
-        <w:pStyle w:val="Cmsor1"/>
-        <w:rPr>
-          <w:b/>
-          <w:u w:val="single"/>
-        </w:rPr>
-      </w:pPr>
-      <w:bookmarkStart w:id="15" w:name="s1o1ex1vwi16" w:colFirst="0" w:colLast="0"/>
-      <w:bookmarkStart w:id="16" w:name="_dodklhttem2a" w:colFirst="0" w:colLast="0"/>
-      <w:bookmarkEnd w:id="15"/>
-      <w:bookmarkEnd w:id="16"/>
-      <w:r>
-        <w:rPr>
-          <w:b/>
-          <w:u w:val="single"/>
-        </w:rPr>
-        <w:t>Fejlesztői Környezet</w:t>
-      </w:r>
-    </w:p>
-    <w:p>
-      <w:pPr>
-        <w:rPr>
-          <w:b/>
-          <w:u w:val="single"/>
-        </w:rPr>
-      </w:pPr>
-    </w:p>
-    <w:p>
-      <w:pPr>
-        <w:pStyle w:val="Cmsor2"/>
-        <w:rPr>
-          <w:b/>
-          <w:u w:val="single"/>
-        </w:rPr>
-      </w:pPr>
-      <w:bookmarkStart w:id="17" w:name="_sngdo9cfds1y" w:colFirst="0" w:colLast="0"/>
-      <w:bookmarkEnd w:id="17"/>
-      <w:r>
-        <w:rPr>
-          <w:b/>
-          <w:u w:val="single"/>
-        </w:rPr>
-        <w:t xml:space="preserve">Visual </w:t>
-      </w:r>
-      <w:proofErr w:type="spellStart"/>
-      <w:r>
-        <w:rPr>
-          <w:b/>
-          <w:u w:val="single"/>
-        </w:rPr>
-        <w:t>studio</w:t>
-      </w:r>
-      <w:proofErr w:type="spellEnd"/>
-    </w:p>
-    <w:p>
-      <w:r>
-        <w:t xml:space="preserve">A Visual </w:t>
-      </w:r>
-      <w:proofErr w:type="spellStart"/>
-      <w:r>
-        <w:t>Studio</w:t>
-      </w:r>
-      <w:proofErr w:type="spellEnd"/>
-      <w:r>
-        <w:t xml:space="preserve"> a </w:t>
-      </w:r>
-      <w:hyperlink r:id="rId11">
+        <w:t>Code</w:t>
+      </w:r>
+      <w:proofErr w:type="spellEnd"/>
+      <w:r>
+        <w:t xml:space="preserve"> (rövidítve: </w:t>
+      </w:r>
+      <w:proofErr w:type="spellStart"/>
+      <w:r>
+        <w:t>VSCode</w:t>
+      </w:r>
+      <w:proofErr w:type="spellEnd"/>
+      <w:r>
+        <w:t xml:space="preserve"> vagy VS </w:t>
+      </w:r>
+      <w:proofErr w:type="spellStart"/>
+      <w:r>
+        <w:t>Code</w:t>
+      </w:r>
+      <w:proofErr w:type="spellEnd"/>
+      <w:r>
+        <w:t xml:space="preserve">) ingyenes, </w:t>
+      </w:r>
+      <w:hyperlink r:id="rId13">
+        <w:r>
+          <w:t>nyílt forráskódú</w:t>
+        </w:r>
+      </w:hyperlink>
+      <w:r>
+        <w:t xml:space="preserve"> kódszerkesztő, melyet a </w:t>
+      </w:r>
+      <w:hyperlink r:id="rId14">
         <w:r>
           <w:t>Microsoft</w:t>
         </w:r>
       </w:hyperlink>
       <w:r>
-        <w:t xml:space="preserve"> több </w:t>
-      </w:r>
-      <w:hyperlink r:id="rId12">
-        <w:r>
-          <w:t>programozási nyelvet</w:t>
-        </w:r>
-      </w:hyperlink>
-      <w:r>
-        <w:t xml:space="preserve"> tartalmazó fejlesztőkörnyezete, amely az évek során egyre több új programnyelvvel bővült. Jelenleg a </w:t>
-      </w:r>
-      <w:hyperlink r:id="rId13">
-        <w:r>
-          <w:t>F#</w:t>
-        </w:r>
-      </w:hyperlink>
-      <w:r>
-        <w:t xml:space="preserve">, </w:t>
-      </w:r>
-      <w:hyperlink r:id="rId14">
-        <w:r>
-          <w:t>C++</w:t>
-        </w:r>
-      </w:hyperlink>
-      <w:r>
-        <w:t xml:space="preserve">, </w:t>
+        <w:t xml:space="preserve"> fejleszt </w:t>
       </w:r>
       <w:hyperlink r:id="rId15">
-        <w:r>
-          <w:t>C#</w:t>
-        </w:r>
-      </w:hyperlink>
-      <w:r>
-        <w:t xml:space="preserve"> (ejtsd: Szí-</w:t>
-      </w:r>
-      <w:proofErr w:type="spellStart"/>
-      <w:r>
-        <w:t>sárp</w:t>
-      </w:r>
-      <w:proofErr w:type="spellEnd"/>
-      <w:r>
-        <w:t xml:space="preserve">) és </w:t>
-      </w:r>
-      <w:hyperlink r:id="rId16">
-        <w:r>
-          <w:t>Visual Basic</w:t>
-        </w:r>
-      </w:hyperlink>
-      <w:r>
-        <w:t xml:space="preserve"> programozási nyelveket, valamint az </w:t>
-      </w:r>
-      <w:hyperlink r:id="rId17">
-        <w:r>
-          <w:t>XML</w:t>
-        </w:r>
-      </w:hyperlink>
-      <w:r>
-        <w:t xml:space="preserve">-t támogatja. A csomag része még a </w:t>
-      </w:r>
-      <w:hyperlink r:id="rId18">
-        <w:r>
-          <w:t>MASM</w:t>
-        </w:r>
-      </w:hyperlink>
-      <w:r>
-        <w:t xml:space="preserve"> (Microsoft </w:t>
-      </w:r>
-      <w:proofErr w:type="spellStart"/>
-      <w:r>
-        <w:t>Macro</w:t>
-      </w:r>
-      <w:proofErr w:type="spellEnd"/>
-      <w:r>
-        <w:t xml:space="preserve"> Assembler) is, ami részleges assembly támogatást biztosít.</w:t>
-      </w:r>
-    </w:p>
-    <w:p/>
-    <w:p>
-      <w:pPr>
-        <w:pStyle w:val="Cmsor2"/>
-        <w:rPr>
-          <w:b/>
-          <w:u w:val="single"/>
-        </w:rPr>
-      </w:pPr>
-      <w:bookmarkStart w:id="18" w:name="_mkcuhl5d4kwx" w:colFirst="0" w:colLast="0"/>
-      <w:bookmarkEnd w:id="18"/>
-      <w:r>
-        <w:rPr>
-          <w:b/>
-          <w:u w:val="single"/>
-        </w:rPr>
-        <w:lastRenderedPageBreak/>
-        <w:t>Vi</w:t>
-      </w:r>
-      <w:r>
-        <w:rPr>
-          <w:b/>
-          <w:u w:val="single"/>
-        </w:rPr>
-        <w:t xml:space="preserve">sual </w:t>
-      </w:r>
-      <w:proofErr w:type="spellStart"/>
-      <w:r>
-        <w:rPr>
-          <w:b/>
-          <w:u w:val="single"/>
-        </w:rPr>
-        <w:t>Studio</w:t>
-      </w:r>
-      <w:proofErr w:type="spellEnd"/>
-      <w:r>
-        <w:rPr>
-          <w:b/>
-          <w:u w:val="single"/>
-        </w:rPr>
-        <w:t xml:space="preserve"> </w:t>
-      </w:r>
-      <w:proofErr w:type="spellStart"/>
-      <w:r>
-        <w:rPr>
-          <w:b/>
-          <w:u w:val="single"/>
-        </w:rPr>
-        <w:t>Code</w:t>
-      </w:r>
-      <w:proofErr w:type="spellEnd"/>
-    </w:p>
-    <w:p>
-      <w:r>
-        <w:t xml:space="preserve">A Visual </w:t>
-      </w:r>
-      <w:proofErr w:type="spellStart"/>
-      <w:r>
-        <w:t>Studio</w:t>
-      </w:r>
-      <w:proofErr w:type="spellEnd"/>
-      <w:r>
-        <w:t xml:space="preserve"> </w:t>
-      </w:r>
-      <w:proofErr w:type="spellStart"/>
-      <w:r>
-        <w:t>Code</w:t>
-      </w:r>
-      <w:proofErr w:type="spellEnd"/>
-      <w:r>
-        <w:t xml:space="preserve"> (rövidítve: </w:t>
-      </w:r>
-      <w:proofErr w:type="spellStart"/>
-      <w:r>
-        <w:t>VSCode</w:t>
-      </w:r>
-      <w:proofErr w:type="spellEnd"/>
-      <w:r>
-        <w:t xml:space="preserve"> vagy VS </w:t>
-      </w:r>
-      <w:proofErr w:type="spellStart"/>
-      <w:r>
-        <w:t>Code</w:t>
-      </w:r>
-      <w:proofErr w:type="spellEnd"/>
-      <w:r>
-        <w:t xml:space="preserve">) ingyenes, </w:t>
-      </w:r>
-      <w:hyperlink r:id="rId19">
-        <w:r>
-          <w:t>nyílt forráskódú</w:t>
-        </w:r>
-      </w:hyperlink>
-      <w:r>
-        <w:t xml:space="preserve"> kódszerkesztő, melyet a </w:t>
-      </w:r>
-      <w:hyperlink r:id="rId20">
-        <w:r>
-          <w:t>Microsoft</w:t>
-        </w:r>
-      </w:hyperlink>
-      <w:r>
-        <w:t xml:space="preserve"> fejleszt </w:t>
-      </w:r>
-      <w:hyperlink r:id="rId21">
         <w:r>
           <w:t>Windows</w:t>
         </w:r>
@@ -2141,7 +2198,7 @@
       <w:r>
         <w:t xml:space="preserve">, </w:t>
       </w:r>
-      <w:hyperlink r:id="rId22">
+      <w:hyperlink r:id="rId16">
         <w:r>
           <w:t>Linux</w:t>
         </w:r>
@@ -2149,7 +2206,7 @@
       <w:r>
         <w:t xml:space="preserve"> és </w:t>
       </w:r>
-      <w:hyperlink r:id="rId23">
+      <w:hyperlink r:id="rId17">
         <w:proofErr w:type="spellStart"/>
         <w:r>
           <w:t>macOS</w:t>
@@ -2162,9 +2219,10 @@
     </w:p>
     <w:p>
       <w:r>
+        <w:lastRenderedPageBreak/>
         <w:t xml:space="preserve">Támogatja a hibakeresőket, valamint beépített </w:t>
       </w:r>
-      <w:hyperlink r:id="rId24">
+      <w:hyperlink r:id="rId18">
         <w:proofErr w:type="spellStart"/>
         <w:r>
           <w:t>Git</w:t>
@@ -2172,12 +2230,9 @@
         <w:proofErr w:type="spellEnd"/>
       </w:hyperlink>
       <w:r>
-        <w:t xml:space="preserve"> támogatással rendelkezik, továbbá képes az intelligens kódkiegészítés</w:t>
-      </w:r>
-      <w:r>
-        <w:t xml:space="preserve">re az </w:t>
-      </w:r>
-      <w:hyperlink r:id="rId25">
+        <w:t xml:space="preserve"> támogatással rendelkezik, továbbá képes az intelligens kódkiegészítésre az </w:t>
+      </w:r>
+      <w:hyperlink r:id="rId19">
         <w:proofErr w:type="spellStart"/>
         <w:r>
           <w:t>IntelliSense</w:t>
@@ -2193,15 +2248,7 @@
       </w:r>
       <w:proofErr w:type="spellEnd"/>
       <w:r>
-        <w:t xml:space="preserve"> lehetőségek </w:t>
-      </w:r>
-      <w:proofErr w:type="spellStart"/>
-      <w:r>
-        <w:t>érhetőek</w:t>
-      </w:r>
-      <w:proofErr w:type="spellEnd"/>
-      <w:r>
-        <w:t xml:space="preserve"> el.</w:t>
+        <w:t xml:space="preserve"> lehetőségek érhetőek el.</w:t>
       </w:r>
     </w:p>
     <w:p>
@@ -2222,10 +2269,7 @@
       </w:r>
       <w:proofErr w:type="spellEnd"/>
       <w:r>
-        <w:t xml:space="preserve"> a</w:t>
-      </w:r>
-      <w:r>
-        <w:t xml:space="preserve">z </w:t>
+        <w:t xml:space="preserve"> az </w:t>
       </w:r>
       <w:proofErr w:type="spellStart"/>
       <w:r>
@@ -2235,21 +2279,13 @@
       <w:r>
         <w:t xml:space="preserve"> nevű keretrendszeren (amellyel asztali környezetben futtatható </w:t>
       </w:r>
-      <w:hyperlink r:id="rId26">
+      <w:hyperlink r:id="rId20">
         <w:r>
           <w:t>Node.js</w:t>
         </w:r>
       </w:hyperlink>
       <w:r>
-        <w:t xml:space="preserve"> alkalmazások </w:t>
-      </w:r>
-      <w:proofErr w:type="spellStart"/>
-      <w:r>
-        <w:t>fejleszthetőek</w:t>
-      </w:r>
-      <w:proofErr w:type="spellEnd"/>
-      <w:r>
-        <w:t xml:space="preserve">), illetve a Visual </w:t>
+        <w:t xml:space="preserve"> alkalmazások fejleszthetőek), illetve a Visual </w:t>
       </w:r>
       <w:proofErr w:type="spellStart"/>
       <w:r>
@@ -2279,16 +2315,13 @@
       <w:pPr>
         <w:pStyle w:val="Cmsor1"/>
       </w:pPr>
-      <w:bookmarkStart w:id="19" w:name="rcg8yvd1wccq" w:colFirst="0" w:colLast="0"/>
-      <w:bookmarkStart w:id="20" w:name="_nh26rnlvply9" w:colFirst="0" w:colLast="0"/>
-      <w:bookmarkEnd w:id="19"/>
-      <w:bookmarkEnd w:id="20"/>
+      <w:bookmarkStart w:id="17" w:name="rcg8yvd1wccq" w:colFirst="0" w:colLast="0"/>
+      <w:bookmarkStart w:id="18" w:name="_nh26rnlvply9" w:colFirst="0" w:colLast="0"/>
+      <w:bookmarkEnd w:id="17"/>
+      <w:bookmarkEnd w:id="18"/>
       <w:r>
         <w:lastRenderedPageBreak/>
-        <w:t>Ko</w:t>
-      </w:r>
-      <w:r>
-        <w:t>mmunikáció</w:t>
+        <w:t>Kommunikáció</w:t>
       </w:r>
     </w:p>
     <w:p>
@@ -2309,8 +2342,8 @@
           <w:u w:val="single"/>
         </w:rPr>
       </w:pPr>
-      <w:bookmarkStart w:id="21" w:name="_8k5ti2qa4cos" w:colFirst="0" w:colLast="0"/>
-      <w:bookmarkEnd w:id="21"/>
+      <w:bookmarkStart w:id="19" w:name="_8k5ti2qa4cos" w:colFirst="0" w:colLast="0"/>
+      <w:bookmarkEnd w:id="19"/>
       <w:proofErr w:type="spellStart"/>
       <w:r>
         <w:rPr>
@@ -2338,7 +2371,7 @@
           <w:noProof/>
         </w:rPr>
         <w:drawing>
-          <wp:anchor distT="114300" distB="114300" distL="114300" distR="114300" simplePos="0" relativeHeight="251658240" behindDoc="0" locked="0" layoutInCell="1" hidden="0" allowOverlap="1">
+          <wp:anchor distT="114300" distB="114300" distL="114300" distR="114300" simplePos="0" relativeHeight="251658240" behindDoc="0" locked="0" layoutInCell="1" hidden="0" allowOverlap="1" wp14:anchorId="0A16D690" wp14:editId="2932075D">
             <wp:simplePos x="0" y="0"/>
             <wp:positionH relativeFrom="column">
               <wp:posOffset>1971675</wp:posOffset>
@@ -2359,7 +2392,7 @@
                     <pic:cNvPicPr preferRelativeResize="0"/>
                   </pic:nvPicPr>
                   <pic:blipFill>
-                    <a:blip r:embed="rId27"/>
+                    <a:blip r:embed="rId21"/>
                     <a:srcRect/>
                     <a:stretch>
                       <a:fillRect/>
@@ -2392,7 +2425,7 @@
           <w:noProof/>
         </w:rPr>
         <w:drawing>
-          <wp:inline distT="0" distB="0" distL="0" distR="0" wp14:anchorId="72C7D08F" wp14:editId="3D369661">
+          <wp:inline distT="0" distB="0" distL="0" distR="0" wp14:anchorId="7F514556" wp14:editId="6BDDEA2D">
             <wp:extent cx="5733415" cy="2696210"/>
             <wp:effectExtent l="0" t="0" r="635" b="8890"/>
             <wp:docPr id="7" name="Kép 7"/>
@@ -2407,7 +2440,7 @@
                     <pic:cNvPicPr/>
                   </pic:nvPicPr>
                   <pic:blipFill>
-                    <a:blip r:embed="rId28"/>
+                    <a:blip r:embed="rId22"/>
                     <a:stretch>
                       <a:fillRect/>
                     </a:stretch>
@@ -2436,8 +2469,8 @@
           <w:u w:val="single"/>
         </w:rPr>
       </w:pPr>
-      <w:bookmarkStart w:id="22" w:name="_m8mot738x5g4" w:colFirst="0" w:colLast="0"/>
-      <w:bookmarkEnd w:id="22"/>
+      <w:bookmarkStart w:id="20" w:name="_m8mot738x5g4" w:colFirst="0" w:colLast="0"/>
+      <w:bookmarkEnd w:id="20"/>
       <w:r>
         <w:rPr>
           <w:b/>
@@ -2466,10 +2499,7 @@
       </w:r>
       <w:proofErr w:type="spellEnd"/>
       <w:r>
-        <w:t>-ot és Word-ot</w:t>
-      </w:r>
-      <w:r>
-        <w:t xml:space="preserve"> használtunk a hatékony munkavégzés miatt.</w:t>
+        <w:t>-ot és Word-ot használtunk a hatékony munkavégzés miatt.</w:t>
       </w:r>
     </w:p>
     <w:p/>
@@ -2482,8 +2512,8 @@
           <w:u w:val="single"/>
         </w:rPr>
       </w:pPr>
-      <w:bookmarkStart w:id="23" w:name="_td1y9hkt8zgi" w:colFirst="0" w:colLast="0"/>
-      <w:bookmarkEnd w:id="23"/>
+      <w:bookmarkStart w:id="21" w:name="_td1y9hkt8zgi" w:colFirst="0" w:colLast="0"/>
+      <w:bookmarkEnd w:id="21"/>
       <w:r>
         <w:rPr>
           <w:b/>
@@ -2636,7 +2666,15 @@
     </w:p>
     <w:p>
       <w:r>
-        <w:t>Lett egy eléggé széleskörű adatbázisunk kapcsoló táblákkal minden felhasználásra, lehetséges még bővítés.</w:t>
+        <w:t xml:space="preserve">Lett egy eléggé széleskörű adatbázisunk </w:t>
+      </w:r>
+      <w:proofErr w:type="gramStart"/>
+      <w:r>
+        <w:t>kapcsoló táblákkal</w:t>
+      </w:r>
+      <w:proofErr w:type="gramEnd"/>
+      <w:r>
+        <w:t xml:space="preserve"> minden felhasználásra, lehetséges még bővítés.</w:t>
       </w:r>
     </w:p>
     <w:p>
@@ -2650,7 +2688,7 @@
           <w:noProof/>
         </w:rPr>
         <w:drawing>
-          <wp:inline distT="0" distB="0" distL="0" distR="0" wp14:anchorId="7C44D1D3" wp14:editId="773280B0">
+          <wp:inline distT="0" distB="0" distL="0" distR="0" wp14:anchorId="3B6DBCF4" wp14:editId="7BF6B92C">
             <wp:extent cx="5733415" cy="3049905"/>
             <wp:effectExtent l="0" t="0" r="635" b="0"/>
             <wp:docPr id="8" name="Kép 8"/>
@@ -2665,7 +2703,7 @@
                     <pic:cNvPicPr/>
                   </pic:nvPicPr>
                   <pic:blipFill>
-                    <a:blip r:embed="rId29"/>
+                    <a:blip r:embed="rId23"/>
                     <a:stretch>
                       <a:fillRect/>
                     </a:stretch>
@@ -2707,7 +2745,7 @@
           <w:noProof/>
         </w:rPr>
         <w:drawing>
-          <wp:inline distT="0" distB="0" distL="0" distR="0" wp14:anchorId="4A6787C2" wp14:editId="4D22C195">
+          <wp:inline distT="0" distB="0" distL="0" distR="0" wp14:anchorId="432AD9B3" wp14:editId="5DEE86A9">
             <wp:extent cx="5733415" cy="2765425"/>
             <wp:effectExtent l="0" t="0" r="635" b="0"/>
             <wp:docPr id="11" name="Kép 11"/>
@@ -2722,7 +2760,7 @@
                     <pic:cNvPicPr/>
                   </pic:nvPicPr>
                   <pic:blipFill>
-                    <a:blip r:embed="rId30"/>
+                    <a:blip r:embed="rId24"/>
                     <a:stretch>
                       <a:fillRect/>
                     </a:stretch>
@@ -3012,7 +3050,7 @@
           <w:noProof/>
         </w:rPr>
         <w:drawing>
-          <wp:inline distT="0" distB="0" distL="0" distR="0" wp14:anchorId="24028AEC" wp14:editId="40FDD630">
+          <wp:inline distT="0" distB="0" distL="0" distR="0" wp14:anchorId="22B0EB0C" wp14:editId="7835E32E">
             <wp:extent cx="5733415" cy="2756535"/>
             <wp:effectExtent l="0" t="0" r="635" b="5715"/>
             <wp:docPr id="9" name="Kép 9"/>
@@ -3027,7 +3065,7 @@
                     <pic:cNvPicPr/>
                   </pic:nvPicPr>
                   <pic:blipFill>
-                    <a:blip r:embed="rId31"/>
+                    <a:blip r:embed="rId25"/>
                     <a:stretch>
                       <a:fillRect/>
                     </a:stretch>
@@ -3054,7 +3092,7 @@
           <w:noProof/>
         </w:rPr>
         <w:drawing>
-          <wp:inline distT="0" distB="0" distL="0" distR="0" wp14:anchorId="29DA4A8B" wp14:editId="5B02B1D9">
+          <wp:inline distT="0" distB="0" distL="0" distR="0" wp14:anchorId="465941EA" wp14:editId="69427E8E">
             <wp:extent cx="5733415" cy="2756535"/>
             <wp:effectExtent l="0" t="0" r="635" b="5715"/>
             <wp:docPr id="10" name="Kép 10"/>
@@ -3069,7 +3107,7 @@
                     <pic:cNvPicPr/>
                   </pic:nvPicPr>
                   <pic:blipFill>
-                    <a:blip r:embed="rId32"/>
+                    <a:blip r:embed="rId26"/>
                     <a:stretch>
                       <a:fillRect/>
                     </a:stretch>
@@ -3198,25 +3236,25 @@
       <w:pPr>
         <w:pStyle w:val="Cmsor1"/>
       </w:pPr>
-      <w:bookmarkStart w:id="24" w:name="ck1dwhkt0jhc" w:colFirst="0" w:colLast="0"/>
-      <w:bookmarkStart w:id="25" w:name="_bkt3gmov2u70" w:colFirst="0" w:colLast="0"/>
+      <w:bookmarkStart w:id="22" w:name="ck1dwhkt0jhc" w:colFirst="0" w:colLast="0"/>
+      <w:bookmarkStart w:id="23" w:name="_bkt3gmov2u70" w:colFirst="0" w:colLast="0"/>
+      <w:bookmarkEnd w:id="22"/>
+      <w:bookmarkEnd w:id="23"/>
+      <w:r>
+        <w:t>Verziókezelő</w:t>
+      </w:r>
+    </w:p>
+    <w:p/>
+    <w:p>
+      <w:pPr>
+        <w:pStyle w:val="Cmsor2"/>
+        <w:rPr>
+          <w:b/>
+          <w:u w:val="single"/>
+        </w:rPr>
+      </w:pPr>
+      <w:bookmarkStart w:id="24" w:name="_mz947vz4bz78" w:colFirst="0" w:colLast="0"/>
       <w:bookmarkEnd w:id="24"/>
-      <w:bookmarkEnd w:id="25"/>
-      <w:r>
-        <w:t>Verziókezelő</w:t>
-      </w:r>
-    </w:p>
-    <w:p/>
-    <w:p>
-      <w:pPr>
-        <w:pStyle w:val="Cmsor2"/>
-        <w:rPr>
-          <w:b/>
-          <w:u w:val="single"/>
-        </w:rPr>
-      </w:pPr>
-      <w:bookmarkStart w:id="26" w:name="_mz947vz4bz78" w:colFirst="0" w:colLast="0"/>
-      <w:bookmarkEnd w:id="26"/>
       <w:proofErr w:type="spellStart"/>
       <w:r>
         <w:rPr>
@@ -3253,7 +3291,7 @@
           <w:noProof/>
         </w:rPr>
         <w:drawing>
-          <wp:inline distT="114300" distB="114300" distL="114300" distR="114300">
+          <wp:inline distT="114300" distB="114300" distL="114300" distR="114300" wp14:anchorId="36FDF18B" wp14:editId="472820CF">
             <wp:extent cx="5731200" cy="2247900"/>
             <wp:effectExtent l="0" t="0" r="0" b="0"/>
             <wp:docPr id="3" name="image5.png"/>
@@ -3266,7 +3304,7 @@
                     <pic:cNvPicPr preferRelativeResize="0"/>
                   </pic:nvPicPr>
                   <pic:blipFill>
-                    <a:blip r:embed="rId33"/>
+                    <a:blip r:embed="rId27"/>
                     <a:srcRect/>
                     <a:stretch>
                       <a:fillRect/>
@@ -3295,7 +3333,7 @@
           <w:noProof/>
         </w:rPr>
         <w:drawing>
-          <wp:inline distT="114300" distB="114300" distL="114300" distR="114300">
+          <wp:inline distT="114300" distB="114300" distL="114300" distR="114300" wp14:anchorId="697F91B1" wp14:editId="5E05341A">
             <wp:extent cx="3552825" cy="1743075"/>
             <wp:effectExtent l="0" t="0" r="0" b="0"/>
             <wp:docPr id="2" name="image4.png"/>
@@ -3308,7 +3346,7 @@
                     <pic:cNvPicPr preferRelativeResize="0"/>
                   </pic:nvPicPr>
                   <pic:blipFill>
-                    <a:blip r:embed="rId34"/>
+                    <a:blip r:embed="rId28"/>
                     <a:srcRect/>
                     <a:stretch>
                       <a:fillRect/>
@@ -3345,8 +3383,8 @@
           <w:u w:val="single"/>
         </w:rPr>
       </w:pPr>
-      <w:bookmarkStart w:id="27" w:name="_x6p1fglxqbcm" w:colFirst="0" w:colLast="0"/>
-      <w:bookmarkEnd w:id="27"/>
+      <w:bookmarkStart w:id="25" w:name="_x6p1fglxqbcm" w:colFirst="0" w:colLast="0"/>
+      <w:bookmarkEnd w:id="25"/>
       <w:r>
         <w:rPr>
           <w:b/>
@@ -3354,8 +3392,6 @@
         </w:rPr>
         <w:t>Drótváz</w:t>
       </w:r>
-      <w:bookmarkStart w:id="28" w:name="_GoBack"/>
-      <w:bookmarkEnd w:id="28"/>
     </w:p>
     <w:p/>
     <w:p>
@@ -3370,7 +3406,7 @@
           <w:u w:val="single"/>
         </w:rPr>
         <w:drawing>
-          <wp:inline distT="114300" distB="114300" distL="114300" distR="114300">
+          <wp:inline distT="114300" distB="114300" distL="114300" distR="114300" wp14:anchorId="08ACAC81" wp14:editId="63628948">
             <wp:extent cx="5731200" cy="3683000"/>
             <wp:effectExtent l="0" t="0" r="0" b="0"/>
             <wp:docPr id="4" name="image6.png"/>
@@ -3383,7 +3419,7 @@
                     <pic:cNvPicPr preferRelativeResize="0"/>
                   </pic:nvPicPr>
                   <pic:blipFill>
-                    <a:blip r:embed="rId35"/>
+                    <a:blip r:embed="rId29"/>
                     <a:srcRect/>
                     <a:stretch>
                       <a:fillRect/>
@@ -3405,20 +3441,8 @@
           </wp:inline>
         </w:drawing>
       </w:r>
-      <w:bookmarkStart w:id="29" w:name="_yshv9q62dyd6" w:colFirst="0" w:colLast="0"/>
-      <w:bookmarkEnd w:id="29"/>
-    </w:p>
-    <w:p>
-      <w:pPr>
-        <w:rPr>
-          <w:u w:val="single"/>
-        </w:rPr>
-      </w:pPr>
-    </w:p>
-    <w:p>
-      <w:r>
-        <w:t>Az adatbázis folyamatos fejlesztés alatt áll</w:t>
-      </w:r>
+      <w:bookmarkStart w:id="26" w:name="_yshv9q62dyd6" w:colFirst="0" w:colLast="0"/>
+      <w:bookmarkEnd w:id="26"/>
     </w:p>
     <w:sectPr>
       <w:pgSz w:w="11909" w:h="16834"/>
@@ -3431,7 +3455,7 @@
 </file>
 
 <file path=word/numbering.xml><?xml version="1.0" encoding="utf-8"?>
-<w:numbering xmlns:wpc="http://schemas.microsoft.com/office/word/2010/wordprocessingCanvas" xmlns:cx="http://schemas.microsoft.com/office/drawing/2014/chartex" xmlns:cx1="http://schemas.microsoft.com/office/drawing/2015/9/8/chartex" xmlns:cx2="http://schemas.microsoft.com/office/drawing/2015/10/21/chartex" xmlns:cx3="http://schemas.microsoft.com/office/drawing/2016/5/9/chartex" xmlns:cx4="http://schemas.microsoft.com/office/drawing/2016/5/10/chartex" xmlns:cx5="http://schemas.microsoft.com/office/drawing/2016/5/11/chartex" xmlns:cx6="http://schemas.microsoft.com/office/drawing/2016/5/12/chartex" xmlns:cx7="http://schemas.microsoft.com/office/drawing/2016/5/13/chartex" xmlns:cx8="http://schemas.microsoft.com/office/drawing/2016/5/14/chartex" xmlns:mc="http://schemas.openxmlformats.org/markup-compatibility/2006" xmlns:aink="http://schemas.microsoft.com/office/drawing/2016/ink" xmlns:am3d="http://schemas.microsoft.com/office/drawing/2017/model3d" xmlns:o="urn:schemas-microsoft-com:office:office" xmlns:r="http://schemas.openxmlformats.org/officeDocument/2006/relationships" xmlns:m="http://schemas.openxmlformats.org/officeDocument/2006/math" xmlns:v="urn:schemas-microsoft-com:vml" xmlns:wp14="http://schemas.microsoft.com/office/word/2010/wordprocessingDrawing" xmlns:wp="http://schemas.openxmlformats.org/drawingml/2006/wordprocessingDrawing" xmlns:w10="urn:schemas-microsoft-com:office:word" xmlns:w="http://schemas.openxmlformats.org/wordprocessingml/2006/main" xmlns:w14="http://schemas.microsoft.com/office/word/2010/wordml" xmlns:w15="http://schemas.microsoft.com/office/word/2012/wordml" xmlns:w16cid="http://schemas.microsoft.com/office/word/2016/wordml/cid" xmlns:w16se="http://schemas.microsoft.com/office/word/2015/wordml/symex" xmlns:wpg="http://schemas.microsoft.com/office/word/2010/wordprocessingGroup" xmlns:wpi="http://schemas.microsoft.com/office/word/2010/wordprocessingInk" xmlns:wne="http://schemas.microsoft.com/office/word/2006/wordml" xmlns:wps="http://schemas.microsoft.com/office/word/2010/wordprocessingShape" mc:Ignorable="w14 w15 w16se w16cid wp14">
+<w:numbering xmlns:wpc="http://schemas.microsoft.com/office/word/2010/wordprocessingCanvas" xmlns:cx="http://schemas.microsoft.com/office/drawing/2014/chartex" xmlns:cx1="http://schemas.microsoft.com/office/drawing/2015/9/8/chartex" xmlns:cx2="http://schemas.microsoft.com/office/drawing/2015/10/21/chartex" xmlns:cx3="http://schemas.microsoft.com/office/drawing/2016/5/9/chartex" xmlns:cx4="http://schemas.microsoft.com/office/drawing/2016/5/10/chartex" xmlns:cx5="http://schemas.microsoft.com/office/drawing/2016/5/11/chartex" xmlns:cx6="http://schemas.microsoft.com/office/drawing/2016/5/12/chartex" xmlns:cx7="http://schemas.microsoft.com/office/drawing/2016/5/13/chartex" xmlns:cx8="http://schemas.microsoft.com/office/drawing/2016/5/14/chartex" xmlns:mc="http://schemas.openxmlformats.org/markup-compatibility/2006" xmlns:aink="http://schemas.microsoft.com/office/drawing/2016/ink" xmlns:am3d="http://schemas.microsoft.com/office/drawing/2017/model3d" xmlns:o="urn:schemas-microsoft-com:office:office" xmlns:oel="http://schemas.microsoft.com/office/2019/extlst" xmlns:r="http://schemas.openxmlformats.org/officeDocument/2006/relationships" xmlns:m="http://schemas.openxmlformats.org/officeDocument/2006/math" xmlns:v="urn:schemas-microsoft-com:vml" xmlns:wp14="http://schemas.microsoft.com/office/word/2010/wordprocessingDrawing" xmlns:wp="http://schemas.openxmlformats.org/drawingml/2006/wordprocessingDrawing" xmlns:w10="urn:schemas-microsoft-com:office:word" xmlns:w="http://schemas.openxmlformats.org/wordprocessingml/2006/main" xmlns:w14="http://schemas.microsoft.com/office/word/2010/wordml" xmlns:w15="http://schemas.microsoft.com/office/word/2012/wordml" xmlns:w16cex="http://schemas.microsoft.com/office/word/2018/wordml/cex" xmlns:w16cid="http://schemas.microsoft.com/office/word/2016/wordml/cid" xmlns:w16="http://schemas.microsoft.com/office/word/2018/wordml" xmlns:w16du="http://schemas.microsoft.com/office/word/2023/wordml/word16du" xmlns:w16sdtdh="http://schemas.microsoft.com/office/word/2020/wordml/sdtdatahash" xmlns:w16sdtfl="http://schemas.microsoft.com/office/word/2024/wordml/sdtformatlock" xmlns:w16se="http://schemas.microsoft.com/office/word/2015/wordml/symex" xmlns:wpg="http://schemas.microsoft.com/office/word/2010/wordprocessingGroup" xmlns:wpi="http://schemas.microsoft.com/office/word/2010/wordprocessingInk" xmlns:wne="http://schemas.microsoft.com/office/word/2006/wordml" xmlns:wps="http://schemas.microsoft.com/office/word/2010/wordprocessingShape" mc:Ignorable="w14 w15 w16se w16cid w16 w16cex w16sdtdh w16sdtfl w16du wp14">
   <w:abstractNum w:abstractNumId="0" w15:restartNumberingAfterBreak="0">
     <w:nsid w:val="0E796718"/>
     <w:multiLevelType w:val="multilevel"/>
@@ -3879,20 +3903,20 @@
       </w:rPr>
     </w:lvl>
   </w:abstractNum>
-  <w:num w:numId="1">
+  <w:num w:numId="1" w16cid:durableId="2052000778">
     <w:abstractNumId w:val="1"/>
   </w:num>
-  <w:num w:numId="2">
+  <w:num w:numId="2" w16cid:durableId="1195120916">
     <w:abstractNumId w:val="2"/>
   </w:num>
-  <w:num w:numId="3">
+  <w:num w:numId="3" w16cid:durableId="732238992">
     <w:abstractNumId w:val="0"/>
   </w:num>
 </w:numbering>
 </file>
 
 <file path=word/styles.xml><?xml version="1.0" encoding="utf-8"?>
-<w:styles xmlns:mc="http://schemas.openxmlformats.org/markup-compatibility/2006" xmlns:r="http://schemas.openxmlformats.org/officeDocument/2006/relationships" xmlns:w="http://schemas.openxmlformats.org/wordprocessingml/2006/main" xmlns:w14="http://schemas.microsoft.com/office/word/2010/wordml" xmlns:w15="http://schemas.microsoft.com/office/word/2012/wordml" xmlns:w16cid="http://schemas.microsoft.com/office/word/2016/wordml/cid" xmlns:w16se="http://schemas.microsoft.com/office/word/2015/wordml/symex" mc:Ignorable="w14 w15 w16se w16cid">
+<w:styles xmlns:mc="http://schemas.openxmlformats.org/markup-compatibility/2006" xmlns:r="http://schemas.openxmlformats.org/officeDocument/2006/relationships" xmlns:w="http://schemas.openxmlformats.org/wordprocessingml/2006/main" xmlns:w14="http://schemas.microsoft.com/office/word/2010/wordml" xmlns:w15="http://schemas.microsoft.com/office/word/2012/wordml" xmlns:w16cex="http://schemas.microsoft.com/office/word/2018/wordml/cex" xmlns:w16cid="http://schemas.microsoft.com/office/word/2016/wordml/cid" xmlns:w16="http://schemas.microsoft.com/office/word/2018/wordml" xmlns:w16du="http://schemas.microsoft.com/office/word/2023/wordml/word16du" xmlns:w16sdtdh="http://schemas.microsoft.com/office/word/2020/wordml/sdtdatahash" xmlns:w16sdtfl="http://schemas.microsoft.com/office/word/2024/wordml/sdtformatlock" xmlns:w16se="http://schemas.microsoft.com/office/word/2015/wordml/symex" mc:Ignorable="w14 w15 w16se w16cid w16 w16cex w16sdtdh w16sdtfl w16du">
   <w:docDefaults>
     <w:rPrDefault>
       <w:rPr>
@@ -3910,7 +3934,7 @@
       </w:pPr>
     </w:pPrDefault>
   </w:docDefaults>
-  <w:latentStyles w:defLockedState="0" w:defUIPriority="99" w:defSemiHidden="0" w:defUnhideWhenUsed="0" w:defQFormat="0" w:count="375">
+  <w:latentStyles w:defLockedState="0" w:defUIPriority="99" w:defSemiHidden="0" w:defUnhideWhenUsed="0" w:defQFormat="0" w:count="376">
     <w:lsdException w:name="Normal" w:uiPriority="0" w:qFormat="1"/>
     <w:lsdException w:name="heading 1" w:uiPriority="9" w:qFormat="1"/>
     <w:lsdException w:name="heading 2" w:semiHidden="1" w:uiPriority="9" w:unhideWhenUsed="1" w:qFormat="1"/>
@@ -4286,6 +4310,7 @@
     <w:lsdException w:name="Smart Hyperlink" w:semiHidden="1" w:unhideWhenUsed="1"/>
     <w:lsdException w:name="Hashtag" w:semiHidden="1" w:unhideWhenUsed="1"/>
     <w:lsdException w:name="Unresolved Mention" w:semiHidden="1" w:unhideWhenUsed="1"/>
+    <w:lsdException w:name="Smart Link" w:semiHidden="1" w:unhideWhenUsed="1"/>
   </w:latentStyles>
   <w:style w:type="paragraph" w:default="1" w:styleId="Norml">
     <w:name w:val="Normal"/>
